--- a/Lectures/Lecture_1/Lecture_1.docx
+++ b/Lectures/Lecture_1/Lecture_1.docx
@@ -26,7 +26,7 @@
           <w:sz w:val="24"/>
           <w:szCs w:val="24"/>
         </w:rPr>
-        <w:id w:val="-1704387882"/>
+        <w:id w:val="-1374534337"/>
         <w:docPartObj>
           <w:docPartGallery w:val="Table of Contents"/>
           <w:docPartUnique/>
@@ -60,7 +60,7 @@
           <w:r>
             <w:fldChar w:fldCharType="separate"/>
           </w:r>
-          <w:hyperlink w:anchor="_Toc237800202" w:history="1">
+          <w:hyperlink w:anchor="_Toc237804349" w:history="1">
             <w:r>
               <w:rPr>
                 <w:rStyle w:val="Hyperlink"/>
@@ -87,7 +87,7 @@
                 <w:noProof/>
                 <w:webHidden/>
               </w:rPr>
-              <w:instrText xml:space="preserve"> PAGEREF _Toc237800202 \h </w:instrText>
+              <w:instrText xml:space="preserve"> PAGEREF _Toc237804349 \h </w:instrText>
             </w:r>
             <w:r>
               <w:rPr>
@@ -128,7 +128,7 @@
               <w:noProof/>
             </w:rPr>
           </w:pPr>
-          <w:hyperlink w:anchor="_Toc237800203" w:history="1">
+          <w:hyperlink w:anchor="_Toc237804350" w:history="1">
             <w:r>
               <w:rPr>
                 <w:rStyle w:val="Hyperlink"/>
@@ -155,7 +155,7 @@
                 <w:noProof/>
                 <w:webHidden/>
               </w:rPr>
-              <w:instrText xml:space="preserve"> PAGEREF _Toc237800203 \h </w:instrText>
+              <w:instrText xml:space="preserve"> PAGEREF _Toc237804350 \h </w:instrText>
             </w:r>
             <w:r>
               <w:rPr>
@@ -196,7 +196,7 @@
               <w:noProof/>
             </w:rPr>
           </w:pPr>
-          <w:hyperlink w:anchor="_Toc237800204" w:history="1">
+          <w:hyperlink w:anchor="_Toc237804351" w:history="1">
             <w:r>
               <w:rPr>
                 <w:rStyle w:val="Hyperlink"/>
@@ -223,7 +223,7 @@
                 <w:noProof/>
                 <w:webHidden/>
               </w:rPr>
-              <w:instrText xml:space="preserve"> PAGEREF _Toc237800204 \h </w:instrText>
+              <w:instrText xml:space="preserve"> PAGEREF _Toc237804351 \h </w:instrText>
             </w:r>
             <w:r>
               <w:rPr>
@@ -264,7 +264,7 @@
               <w:noProof/>
             </w:rPr>
           </w:pPr>
-          <w:hyperlink w:anchor="_Toc237800205" w:history="1">
+          <w:hyperlink w:anchor="_Toc237804352" w:history="1">
             <w:r>
               <w:rPr>
                 <w:rStyle w:val="Hyperlink"/>
@@ -291,7 +291,7 @@
                 <w:noProof/>
                 <w:webHidden/>
               </w:rPr>
-              <w:instrText xml:space="preserve"> PAGEREF _Toc237800205 \h </w:instrText>
+              <w:instrText xml:space="preserve"> PAGEREF _Toc237804352 \h </w:instrText>
             </w:r>
             <w:r>
               <w:rPr>
@@ -332,7 +332,7 @@
               <w:noProof/>
             </w:rPr>
           </w:pPr>
-          <w:hyperlink w:anchor="_Toc237800206" w:history="1">
+          <w:hyperlink w:anchor="_Toc237804353" w:history="1">
             <w:r>
               <w:rPr>
                 <w:rStyle w:val="Hyperlink"/>
@@ -359,7 +359,7 @@
                 <w:noProof/>
                 <w:webHidden/>
               </w:rPr>
-              <w:instrText xml:space="preserve"> PAGEREF _Toc237800206 \h </w:instrText>
+              <w:instrText xml:space="preserve"> PAGEREF _Toc237804353 \h </w:instrText>
             </w:r>
             <w:r>
               <w:rPr>
@@ -400,7 +400,7 @@
               <w:noProof/>
             </w:rPr>
           </w:pPr>
-          <w:hyperlink w:anchor="_Toc237800207" w:history="1">
+          <w:hyperlink w:anchor="_Toc237804354" w:history="1">
             <w:r>
               <w:rPr>
                 <w:rStyle w:val="Hyperlink"/>
@@ -427,7 +427,7 @@
                 <w:noProof/>
                 <w:webHidden/>
               </w:rPr>
-              <w:instrText xml:space="preserve"> PAGEREF _Toc237800207 \h </w:instrText>
+              <w:instrText xml:space="preserve"> PAGEREF _Toc237804354 \h </w:instrText>
             </w:r>
             <w:r>
               <w:rPr>
@@ -468,7 +468,7 @@
               <w:noProof/>
             </w:rPr>
           </w:pPr>
-          <w:hyperlink w:anchor="_Toc237800208" w:history="1">
+          <w:hyperlink w:anchor="_Toc237804355" w:history="1">
             <w:r>
               <w:rPr>
                 <w:rStyle w:val="Hyperlink"/>
@@ -495,7 +495,7 @@
                 <w:noProof/>
                 <w:webHidden/>
               </w:rPr>
-              <w:instrText xml:space="preserve"> PAGEREF _Toc237800208 \h </w:instrText>
+              <w:instrText xml:space="preserve"> PAGEREF _Toc237804355 \h </w:instrText>
             </w:r>
             <w:r>
               <w:rPr>
@@ -536,7 +536,7 @@
               <w:noProof/>
             </w:rPr>
           </w:pPr>
-          <w:hyperlink w:anchor="_Toc237800209" w:history="1">
+          <w:hyperlink w:anchor="_Toc237804356" w:history="1">
             <w:r>
               <w:rPr>
                 <w:rStyle w:val="Hyperlink"/>
@@ -563,7 +563,7 @@
                 <w:noProof/>
                 <w:webHidden/>
               </w:rPr>
-              <w:instrText xml:space="preserve"> PAGEREF _Toc237800209 \h </w:instrText>
+              <w:instrText xml:space="preserve"> PAGEREF _Toc237804356 \h </w:instrText>
             </w:r>
             <w:r>
               <w:rPr>
@@ -604,7 +604,7 @@
               <w:noProof/>
             </w:rPr>
           </w:pPr>
-          <w:hyperlink w:anchor="_Toc237800210" w:history="1">
+          <w:hyperlink w:anchor="_Toc237804357" w:history="1">
             <w:r>
               <w:rPr>
                 <w:rStyle w:val="Hyperlink"/>
@@ -631,7 +631,7 @@
                 <w:noProof/>
                 <w:webHidden/>
               </w:rPr>
-              <w:instrText xml:space="preserve"> PAGEREF _Toc237800210 \h </w:instrText>
+              <w:instrText xml:space="preserve"> PAGEREF _Toc237804357 \h </w:instrText>
             </w:r>
             <w:r>
               <w:rPr>
@@ -672,7 +672,7 @@
               <w:noProof/>
             </w:rPr>
           </w:pPr>
-          <w:hyperlink w:anchor="_Toc237800211" w:history="1">
+          <w:hyperlink w:anchor="_Toc237804358" w:history="1">
             <w:r>
               <w:rPr>
                 <w:rStyle w:val="Hyperlink"/>
@@ -699,7 +699,7 @@
                 <w:noProof/>
                 <w:webHidden/>
               </w:rPr>
-              <w:instrText xml:space="preserve"> PAGEREF _Toc237800211 \h </w:instrText>
+              <w:instrText xml:space="preserve"> PAGEREF _Toc237804358 \h </w:instrText>
             </w:r>
             <w:r>
               <w:rPr>
@@ -740,7 +740,7 @@
               <w:noProof/>
             </w:rPr>
           </w:pPr>
-          <w:hyperlink w:anchor="_Toc237800212" w:history="1">
+          <w:hyperlink w:anchor="_Toc237804359" w:history="1">
             <w:r>
               <w:rPr>
                 <w:rStyle w:val="Hyperlink"/>
@@ -767,7 +767,7 @@
                 <w:noProof/>
                 <w:webHidden/>
               </w:rPr>
-              <w:instrText xml:space="preserve"> PAGEREF _Toc237800212 \h </w:instrText>
+              <w:instrText xml:space="preserve"> PAGEREF _Toc237804359 \h </w:instrText>
             </w:r>
             <w:r>
               <w:rPr>
@@ -808,7 +808,7 @@
               <w:noProof/>
             </w:rPr>
           </w:pPr>
-          <w:hyperlink w:anchor="_Toc237800213" w:history="1">
+          <w:hyperlink w:anchor="_Toc237804360" w:history="1">
             <w:r>
               <w:rPr>
                 <w:rStyle w:val="Hyperlink"/>
@@ -835,7 +835,7 @@
                 <w:noProof/>
                 <w:webHidden/>
               </w:rPr>
-              <w:instrText xml:space="preserve"> PAGEREF _Toc237800213 \h </w:instrText>
+              <w:instrText xml:space="preserve"> PAGEREF _Toc237804360 \h </w:instrText>
             </w:r>
             <w:r>
               <w:rPr>
@@ -855,7 +855,7 @@
                 <w:noProof/>
                 <w:webHidden/>
               </w:rPr>
-              <w:t>5</w:t>
+              <w:t>4</w:t>
             </w:r>
             <w:r>
               <w:rPr>
@@ -876,7 +876,7 @@
               <w:noProof/>
             </w:rPr>
           </w:pPr>
-          <w:hyperlink w:anchor="_Toc237800214" w:history="1">
+          <w:hyperlink w:anchor="_Toc237804361" w:history="1">
             <w:r>
               <w:rPr>
                 <w:rStyle w:val="Hyperlink"/>
@@ -903,7 +903,7 @@
                 <w:noProof/>
                 <w:webHidden/>
               </w:rPr>
-              <w:instrText xml:space="preserve"> PAGEREF _Toc237800214 \h </w:instrText>
+              <w:instrText xml:space="preserve"> PAGEREF _Toc237804361 \h </w:instrText>
             </w:r>
             <w:r>
               <w:rPr>
@@ -944,7 +944,7 @@
               <w:noProof/>
             </w:rPr>
           </w:pPr>
-          <w:hyperlink w:anchor="_Toc237800215" w:history="1">
+          <w:hyperlink w:anchor="_Toc237804362" w:history="1">
             <w:r>
               <w:rPr>
                 <w:rStyle w:val="Hyperlink"/>
@@ -971,7 +971,7 @@
                 <w:noProof/>
                 <w:webHidden/>
               </w:rPr>
-              <w:instrText xml:space="preserve"> PAGEREF _Toc237800215 \h </w:instrText>
+              <w:instrText xml:space="preserve"> PAGEREF _Toc237804362 \h </w:instrText>
             </w:r>
             <w:r>
               <w:rPr>
@@ -1012,7 +1012,7 @@
               <w:noProof/>
             </w:rPr>
           </w:pPr>
-          <w:hyperlink w:anchor="_Toc237800216" w:history="1">
+          <w:hyperlink w:anchor="_Toc237804363" w:history="1">
             <w:r>
               <w:rPr>
                 <w:rStyle w:val="Hyperlink"/>
@@ -1039,7 +1039,7 @@
                 <w:noProof/>
                 <w:webHidden/>
               </w:rPr>
-              <w:instrText xml:space="preserve"> PAGEREF _Toc237800216 \h </w:instrText>
+              <w:instrText xml:space="preserve"> PAGEREF _Toc237804363 \h </w:instrText>
             </w:r>
             <w:r>
               <w:rPr>
@@ -1080,7 +1080,7 @@
               <w:noProof/>
             </w:rPr>
           </w:pPr>
-          <w:hyperlink w:anchor="_Toc237800217" w:history="1">
+          <w:hyperlink w:anchor="_Toc237804364" w:history="1">
             <w:r>
               <w:rPr>
                 <w:rStyle w:val="Hyperlink"/>
@@ -1107,7 +1107,7 @@
                 <w:noProof/>
                 <w:webHidden/>
               </w:rPr>
-              <w:instrText xml:space="preserve"> PAGEREF _Toc237800217 \h </w:instrText>
+              <w:instrText xml:space="preserve"> PAGEREF _Toc237804364 \h </w:instrText>
             </w:r>
             <w:r>
               <w:rPr>
@@ -1148,7 +1148,7 @@
               <w:noProof/>
             </w:rPr>
           </w:pPr>
-          <w:hyperlink w:anchor="_Toc237800218" w:history="1">
+          <w:hyperlink w:anchor="_Toc237804365" w:history="1">
             <w:r>
               <w:rPr>
                 <w:rStyle w:val="Hyperlink"/>
@@ -1175,7 +1175,7 @@
                 <w:noProof/>
                 <w:webHidden/>
               </w:rPr>
-              <w:instrText xml:space="preserve"> PAGEREF _Toc237800218 \h </w:instrText>
+              <w:instrText xml:space="preserve"> PAGEREF _Toc237804365 \h </w:instrText>
             </w:r>
             <w:r>
               <w:rPr>
@@ -1216,7 +1216,7 @@
               <w:noProof/>
             </w:rPr>
           </w:pPr>
-          <w:hyperlink w:anchor="_Toc237800219" w:history="1">
+          <w:hyperlink w:anchor="_Toc237804366" w:history="1">
             <w:r>
               <w:rPr>
                 <w:rStyle w:val="Hyperlink"/>
@@ -1243,7 +1243,7 @@
                 <w:noProof/>
                 <w:webHidden/>
               </w:rPr>
-              <w:instrText xml:space="preserve"> PAGEREF _Toc237800219 \h </w:instrText>
+              <w:instrText xml:space="preserve"> PAGEREF _Toc237804366 \h </w:instrText>
             </w:r>
             <w:r>
               <w:rPr>
@@ -1284,7 +1284,7 @@
               <w:noProof/>
             </w:rPr>
           </w:pPr>
-          <w:hyperlink w:anchor="_Toc237800220" w:history="1">
+          <w:hyperlink w:anchor="_Toc237804367" w:history="1">
             <w:r>
               <w:rPr>
                 <w:rStyle w:val="Hyperlink"/>
@@ -1311,7 +1311,7 @@
                 <w:noProof/>
                 <w:webHidden/>
               </w:rPr>
-              <w:instrText xml:space="preserve"> PAGEREF _Toc237800220 \h </w:instrText>
+              <w:instrText xml:space="preserve"> PAGEREF _Toc237804367 \h </w:instrText>
             </w:r>
             <w:r>
               <w:rPr>
@@ -1352,7 +1352,7 @@
               <w:noProof/>
             </w:rPr>
           </w:pPr>
-          <w:hyperlink w:anchor="_Toc237800221" w:history="1">
+          <w:hyperlink w:anchor="_Toc237804368" w:history="1">
             <w:r>
               <w:rPr>
                 <w:rStyle w:val="Hyperlink"/>
@@ -1379,7 +1379,7 @@
                 <w:noProof/>
                 <w:webHidden/>
               </w:rPr>
-              <w:instrText xml:space="preserve"> PAGEREF _Toc237800221 \h </w:instrText>
+              <w:instrText xml:space="preserve"> PAGEREF _Toc237804368 \h </w:instrText>
             </w:r>
             <w:r>
               <w:rPr>
@@ -1420,7 +1420,7 @@
               <w:noProof/>
             </w:rPr>
           </w:pPr>
-          <w:hyperlink w:anchor="_Toc237800222" w:history="1">
+          <w:hyperlink w:anchor="_Toc237804369" w:history="1">
             <w:r>
               <w:rPr>
                 <w:rStyle w:val="Hyperlink"/>
@@ -1447,7 +1447,7 @@
                 <w:noProof/>
                 <w:webHidden/>
               </w:rPr>
-              <w:instrText xml:space="preserve"> PAGEREF _Toc237800222 \h </w:instrText>
+              <w:instrText xml:space="preserve"> PAGEREF _Toc237804369 \h </w:instrText>
             </w:r>
             <w:r>
               <w:rPr>
@@ -1467,7 +1467,7 @@
                 <w:noProof/>
                 <w:webHidden/>
               </w:rPr>
-              <w:t>7</w:t>
+              <w:t>6</w:t>
             </w:r>
             <w:r>
               <w:rPr>
@@ -1488,7 +1488,7 @@
               <w:noProof/>
             </w:rPr>
           </w:pPr>
-          <w:hyperlink w:anchor="_Toc237800223" w:history="1">
+          <w:hyperlink w:anchor="_Toc237804370" w:history="1">
             <w:r>
               <w:rPr>
                 <w:rStyle w:val="Hyperlink"/>
@@ -1515,7 +1515,7 @@
                 <w:noProof/>
                 <w:webHidden/>
               </w:rPr>
-              <w:instrText xml:space="preserve"> PAGEREF _Toc237800223 \h </w:instrText>
+              <w:instrText xml:space="preserve"> PAGEREF _Toc237804370 \h </w:instrText>
             </w:r>
             <w:r>
               <w:rPr>
@@ -1556,7 +1556,7 @@
               <w:noProof/>
             </w:rPr>
           </w:pPr>
-          <w:hyperlink w:anchor="_Toc237800224" w:history="1">
+          <w:hyperlink w:anchor="_Toc237804371" w:history="1">
             <w:r>
               <w:rPr>
                 <w:rStyle w:val="Hyperlink"/>
@@ -1583,7 +1583,7 @@
                 <w:noProof/>
                 <w:webHidden/>
               </w:rPr>
-              <w:instrText xml:space="preserve"> PAGEREF _Toc237800224 \h </w:instrText>
+              <w:instrText xml:space="preserve"> PAGEREF _Toc237804371 \h </w:instrText>
             </w:r>
             <w:r>
               <w:rPr>
@@ -1624,7 +1624,7 @@
               <w:noProof/>
             </w:rPr>
           </w:pPr>
-          <w:hyperlink w:anchor="_Toc237800225" w:history="1">
+          <w:hyperlink w:anchor="_Toc237804372" w:history="1">
             <w:r>
               <w:rPr>
                 <w:rStyle w:val="Hyperlink"/>
@@ -1651,7 +1651,7 @@
                 <w:noProof/>
                 <w:webHidden/>
               </w:rPr>
-              <w:instrText xml:space="preserve"> PAGEREF _Toc237800225 \h </w:instrText>
+              <w:instrText xml:space="preserve"> PAGEREF _Toc237804372 \h </w:instrText>
             </w:r>
             <w:r>
               <w:rPr>
@@ -1692,7 +1692,7 @@
               <w:noProof/>
             </w:rPr>
           </w:pPr>
-          <w:hyperlink w:anchor="_Toc237800226" w:history="1">
+          <w:hyperlink w:anchor="_Toc237804373" w:history="1">
             <w:r>
               <w:rPr>
                 <w:rStyle w:val="Hyperlink"/>
@@ -1719,7 +1719,7 @@
                 <w:noProof/>
                 <w:webHidden/>
               </w:rPr>
-              <w:instrText xml:space="preserve"> PAGEREF _Toc237800226 \h </w:instrText>
+              <w:instrText xml:space="preserve"> PAGEREF _Toc237804373 \h </w:instrText>
             </w:r>
             <w:r>
               <w:rPr>
@@ -1760,7 +1760,7 @@
               <w:noProof/>
             </w:rPr>
           </w:pPr>
-          <w:hyperlink w:anchor="_Toc237800227" w:history="1">
+          <w:hyperlink w:anchor="_Toc237804374" w:history="1">
             <w:r>
               <w:rPr>
                 <w:rStyle w:val="Hyperlink"/>
@@ -1787,7 +1787,7 @@
                 <w:noProof/>
                 <w:webHidden/>
               </w:rPr>
-              <w:instrText xml:space="preserve"> PAGEREF _Toc237800227 \h </w:instrText>
+              <w:instrText xml:space="preserve"> PAGEREF _Toc237804374 \h </w:instrText>
             </w:r>
             <w:r>
               <w:rPr>
@@ -1828,7 +1828,7 @@
               <w:noProof/>
             </w:rPr>
           </w:pPr>
-          <w:hyperlink w:anchor="_Toc237800228" w:history="1">
+          <w:hyperlink w:anchor="_Toc237804375" w:history="1">
             <w:r>
               <w:rPr>
                 <w:rStyle w:val="Hyperlink"/>
@@ -1855,7 +1855,7 @@
                 <w:noProof/>
                 <w:webHidden/>
               </w:rPr>
-              <w:instrText xml:space="preserve"> PAGEREF _Toc237800228 \h </w:instrText>
+              <w:instrText xml:space="preserve"> PAGEREF _Toc237804375 \h </w:instrText>
             </w:r>
             <w:r>
               <w:rPr>
@@ -1896,7 +1896,7 @@
               <w:noProof/>
             </w:rPr>
           </w:pPr>
-          <w:hyperlink w:anchor="_Toc237800229" w:history="1">
+          <w:hyperlink w:anchor="_Toc237804376" w:history="1">
             <w:r>
               <w:rPr>
                 <w:rStyle w:val="Hyperlink"/>
@@ -1923,7 +1923,7 @@
                 <w:noProof/>
                 <w:webHidden/>
               </w:rPr>
-              <w:instrText xml:space="preserve"> PAGEREF _Toc237800229 \h </w:instrText>
+              <w:instrText xml:space="preserve"> PAGEREF _Toc237804376 \h </w:instrText>
             </w:r>
             <w:r>
               <w:rPr>
@@ -1964,7 +1964,7 @@
               <w:noProof/>
             </w:rPr>
           </w:pPr>
-          <w:hyperlink w:anchor="_Toc237800230" w:history="1">
+          <w:hyperlink w:anchor="_Toc237804377" w:history="1">
             <w:r>
               <w:rPr>
                 <w:rStyle w:val="Hyperlink"/>
@@ -1991,7 +1991,7 @@
                 <w:noProof/>
                 <w:webHidden/>
               </w:rPr>
-              <w:instrText xml:space="preserve"> PAGEREF _Toc237800230 \h </w:instrText>
+              <w:instrText xml:space="preserve"> PAGEREF _Toc237804377 \h </w:instrText>
             </w:r>
             <w:r>
               <w:rPr>
@@ -2032,7 +2032,7 @@
               <w:noProof/>
             </w:rPr>
           </w:pPr>
-          <w:hyperlink w:anchor="_Toc237800231" w:history="1">
+          <w:hyperlink w:anchor="_Toc237804378" w:history="1">
             <w:r>
               <w:rPr>
                 <w:rStyle w:val="Hyperlink"/>
@@ -2059,7 +2059,7 @@
                 <w:noProof/>
                 <w:webHidden/>
               </w:rPr>
-              <w:instrText xml:space="preserve"> PAGEREF _Toc237800231 \h </w:instrText>
+              <w:instrText xml:space="preserve"> PAGEREF _Toc237804378 \h </w:instrText>
             </w:r>
             <w:r>
               <w:rPr>
@@ -2079,7 +2079,7 @@
                 <w:noProof/>
                 <w:webHidden/>
               </w:rPr>
-              <w:t>9</w:t>
+              <w:t>8</w:t>
             </w:r>
             <w:r>
               <w:rPr>
@@ -2100,7 +2100,7 @@
               <w:noProof/>
             </w:rPr>
           </w:pPr>
-          <w:hyperlink w:anchor="_Toc237800232" w:history="1">
+          <w:hyperlink w:anchor="_Toc237804379" w:history="1">
             <w:r>
               <w:rPr>
                 <w:rStyle w:val="Hyperlink"/>
@@ -2127,7 +2127,7 @@
                 <w:noProof/>
                 <w:webHidden/>
               </w:rPr>
-              <w:instrText xml:space="preserve"> PAGEREF _Toc237800232 \h </w:instrText>
+              <w:instrText xml:space="preserve"> PAGEREF _Toc237804379 \h </w:instrText>
             </w:r>
             <w:r>
               <w:rPr>
@@ -2168,7 +2168,7 @@
               <w:noProof/>
             </w:rPr>
           </w:pPr>
-          <w:hyperlink w:anchor="_Toc237800233" w:history="1">
+          <w:hyperlink w:anchor="_Toc237804380" w:history="1">
             <w:r>
               <w:rPr>
                 <w:rStyle w:val="Hyperlink"/>
@@ -2195,7 +2195,7 @@
                 <w:noProof/>
                 <w:webHidden/>
               </w:rPr>
-              <w:instrText xml:space="preserve"> PAGEREF _Toc237800233 \h </w:instrText>
+              <w:instrText xml:space="preserve"> PAGEREF _Toc237804380 \h </w:instrText>
             </w:r>
             <w:r>
               <w:rPr>
@@ -2236,7 +2236,7 @@
               <w:noProof/>
             </w:rPr>
           </w:pPr>
-          <w:hyperlink w:anchor="_Toc237800234" w:history="1">
+          <w:hyperlink w:anchor="_Toc237804381" w:history="1">
             <w:r>
               <w:rPr>
                 <w:rStyle w:val="Hyperlink"/>
@@ -2263,7 +2263,7 @@
                 <w:noProof/>
                 <w:webHidden/>
               </w:rPr>
-              <w:instrText xml:space="preserve"> PAGEREF _Toc237800234 \h </w:instrText>
+              <w:instrText xml:space="preserve"> PAGEREF _Toc237804381 \h </w:instrText>
             </w:r>
             <w:r>
               <w:rPr>
@@ -2304,7 +2304,7 @@
               <w:noProof/>
             </w:rPr>
           </w:pPr>
-          <w:hyperlink w:anchor="_Toc237800235" w:history="1">
+          <w:hyperlink w:anchor="_Toc237804382" w:history="1">
             <w:r>
               <w:rPr>
                 <w:rStyle w:val="Hyperlink"/>
@@ -2331,7 +2331,7 @@
                 <w:noProof/>
                 <w:webHidden/>
               </w:rPr>
-              <w:instrText xml:space="preserve"> PAGEREF _Toc237800235 \h </w:instrText>
+              <w:instrText xml:space="preserve"> PAGEREF _Toc237804382 \h </w:instrText>
             </w:r>
             <w:r>
               <w:rPr>
@@ -2372,7 +2372,7 @@
               <w:noProof/>
             </w:rPr>
           </w:pPr>
-          <w:hyperlink w:anchor="_Toc237800236" w:history="1">
+          <w:hyperlink w:anchor="_Toc237804383" w:history="1">
             <w:r>
               <w:rPr>
                 <w:rStyle w:val="Hyperlink"/>
@@ -2399,7 +2399,7 @@
                 <w:noProof/>
                 <w:webHidden/>
               </w:rPr>
-              <w:instrText xml:space="preserve"> PAGEREF _Toc237800236 \h </w:instrText>
+              <w:instrText xml:space="preserve"> PAGEREF _Toc237804383 \h </w:instrText>
             </w:r>
             <w:r>
               <w:rPr>
@@ -2440,7 +2440,7 @@
               <w:noProof/>
             </w:rPr>
           </w:pPr>
-          <w:hyperlink w:anchor="_Toc237800237" w:history="1">
+          <w:hyperlink w:anchor="_Toc237804384" w:history="1">
             <w:r>
               <w:rPr>
                 <w:rStyle w:val="Hyperlink"/>
@@ -2467,7 +2467,7 @@
                 <w:noProof/>
                 <w:webHidden/>
               </w:rPr>
-              <w:instrText xml:space="preserve"> PAGEREF _Toc237800237 \h </w:instrText>
+              <w:instrText xml:space="preserve"> PAGEREF _Toc237804384 \h </w:instrText>
             </w:r>
             <w:r>
               <w:rPr>
@@ -2508,7 +2508,7 @@
               <w:noProof/>
             </w:rPr>
           </w:pPr>
-          <w:hyperlink w:anchor="_Toc237800238" w:history="1">
+          <w:hyperlink w:anchor="_Toc237804385" w:history="1">
             <w:r>
               <w:rPr>
                 <w:rStyle w:val="Hyperlink"/>
@@ -2535,7 +2535,7 @@
                 <w:noProof/>
                 <w:webHidden/>
               </w:rPr>
-              <w:instrText xml:space="preserve"> PAGEREF _Toc237800238 \h </w:instrText>
+              <w:instrText xml:space="preserve"> PAGEREF _Toc237804385 \h </w:instrText>
             </w:r>
             <w:r>
               <w:rPr>
@@ -2576,7 +2576,7 @@
               <w:noProof/>
             </w:rPr>
           </w:pPr>
-          <w:hyperlink w:anchor="_Toc237800239" w:history="1">
+          <w:hyperlink w:anchor="_Toc237804386" w:history="1">
             <w:r>
               <w:rPr>
                 <w:rStyle w:val="Hyperlink"/>
@@ -2603,7 +2603,7 @@
                 <w:noProof/>
                 <w:webHidden/>
               </w:rPr>
-              <w:instrText xml:space="preserve"> PAGEREF _Toc237800239 \h </w:instrText>
+              <w:instrText xml:space="preserve"> PAGEREF _Toc237804386 \h </w:instrText>
             </w:r>
             <w:r>
               <w:rPr>
@@ -2644,7 +2644,7 @@
               <w:noProof/>
             </w:rPr>
           </w:pPr>
-          <w:hyperlink w:anchor="_Toc237800240" w:history="1">
+          <w:hyperlink w:anchor="_Toc237804387" w:history="1">
             <w:r>
               <w:rPr>
                 <w:rStyle w:val="Hyperlink"/>
@@ -2671,7 +2671,7 @@
                 <w:noProof/>
                 <w:webHidden/>
               </w:rPr>
-              <w:instrText xml:space="preserve"> PAGEREF _Toc237800240 \h </w:instrText>
+              <w:instrText xml:space="preserve"> PAGEREF _Toc237804387 \h </w:instrText>
             </w:r>
             <w:r>
               <w:rPr>
@@ -2712,7 +2712,7 @@
               <w:noProof/>
             </w:rPr>
           </w:pPr>
-          <w:hyperlink w:anchor="_Toc237800241" w:history="1">
+          <w:hyperlink w:anchor="_Toc237804388" w:history="1">
             <w:r>
               <w:rPr>
                 <w:rStyle w:val="Hyperlink"/>
@@ -2739,7 +2739,7 @@
                 <w:noProof/>
                 <w:webHidden/>
               </w:rPr>
-              <w:instrText xml:space="preserve"> PAGEREF _Toc237800241 \h </w:instrText>
+              <w:instrText xml:space="preserve"> PAGEREF _Toc237804388 \h </w:instrText>
             </w:r>
             <w:r>
               <w:rPr>
@@ -2780,7 +2780,7 @@
               <w:noProof/>
             </w:rPr>
           </w:pPr>
-          <w:hyperlink w:anchor="_Toc237800242" w:history="1">
+          <w:hyperlink w:anchor="_Toc237804389" w:history="1">
             <w:r>
               <w:rPr>
                 <w:rStyle w:val="Hyperlink"/>
@@ -2807,7 +2807,7 @@
                 <w:noProof/>
                 <w:webHidden/>
               </w:rPr>
-              <w:instrText xml:space="preserve"> PAGEREF _Toc237800242 \h </w:instrText>
+              <w:instrText xml:space="preserve"> PAGEREF _Toc237804389 \h </w:instrText>
             </w:r>
             <w:r>
               <w:rPr>
@@ -2848,7 +2848,7 @@
               <w:noProof/>
             </w:rPr>
           </w:pPr>
-          <w:hyperlink w:anchor="_Toc237800243" w:history="1">
+          <w:hyperlink w:anchor="_Toc237804390" w:history="1">
             <w:r>
               <w:rPr>
                 <w:rStyle w:val="Hyperlink"/>
@@ -2875,7 +2875,7 @@
                 <w:noProof/>
                 <w:webHidden/>
               </w:rPr>
-              <w:instrText xml:space="preserve"> PAGEREF _Toc237800243 \h </w:instrText>
+              <w:instrText xml:space="preserve"> PAGEREF _Toc237804390 \h </w:instrText>
             </w:r>
             <w:r>
               <w:rPr>
@@ -2916,7 +2916,7 @@
               <w:noProof/>
             </w:rPr>
           </w:pPr>
-          <w:hyperlink w:anchor="_Toc237800244" w:history="1">
+          <w:hyperlink w:anchor="_Toc237804391" w:history="1">
             <w:r>
               <w:rPr>
                 <w:rStyle w:val="Hyperlink"/>
@@ -2943,7 +2943,7 @@
                 <w:noProof/>
                 <w:webHidden/>
               </w:rPr>
-              <w:instrText xml:space="preserve"> PAGEREF _Toc237800244 \h </w:instrText>
+              <w:instrText xml:space="preserve"> PAGEREF _Toc237804391 \h </w:instrText>
             </w:r>
             <w:r>
               <w:rPr>
@@ -2984,7 +2984,7 @@
               <w:noProof/>
             </w:rPr>
           </w:pPr>
-          <w:hyperlink w:anchor="_Toc237800245" w:history="1">
+          <w:hyperlink w:anchor="_Toc237804392" w:history="1">
             <w:r>
               <w:rPr>
                 <w:rStyle w:val="Hyperlink"/>
@@ -3011,7 +3011,7 @@
                 <w:noProof/>
                 <w:webHidden/>
               </w:rPr>
-              <w:instrText xml:space="preserve"> PAGEREF _Toc237800245 \h </w:instrText>
+              <w:instrText xml:space="preserve"> PAGEREF _Toc237804392 \h </w:instrText>
             </w:r>
             <w:r>
               <w:rPr>
@@ -3052,7 +3052,7 @@
               <w:noProof/>
             </w:rPr>
           </w:pPr>
-          <w:hyperlink w:anchor="_Toc237800246" w:history="1">
+          <w:hyperlink w:anchor="_Toc237804393" w:history="1">
             <w:r>
               <w:rPr>
                 <w:rStyle w:val="Hyperlink"/>
@@ -3079,7 +3079,7 @@
                 <w:noProof/>
                 <w:webHidden/>
               </w:rPr>
-              <w:instrText xml:space="preserve"> PAGEREF _Toc237800246 \h </w:instrText>
+              <w:instrText xml:space="preserve"> PAGEREF _Toc237804393 \h </w:instrText>
             </w:r>
             <w:r>
               <w:rPr>
@@ -3120,7 +3120,7 @@
               <w:noProof/>
             </w:rPr>
           </w:pPr>
-          <w:hyperlink w:anchor="_Toc237800247" w:history="1">
+          <w:hyperlink w:anchor="_Toc237804394" w:history="1">
             <w:r>
               <w:rPr>
                 <w:rStyle w:val="Hyperlink"/>
@@ -3147,7 +3147,7 @@
                 <w:noProof/>
                 <w:webHidden/>
               </w:rPr>
-              <w:instrText xml:space="preserve"> PAGEREF _Toc237800247 \h </w:instrText>
+              <w:instrText xml:space="preserve"> PAGEREF _Toc237804394 \h </w:instrText>
             </w:r>
             <w:r>
               <w:rPr>
@@ -3190,7 +3190,7 @@
         <w:pStyle w:val="Heading1"/>
       </w:pPr>
       <w:bookmarkStart w:id="0" w:name="first-weeks-agenda"/>
-      <w:bookmarkStart w:id="1" w:name="_Toc237800202"/>
+      <w:bookmarkStart w:id="1" w:name="_Toc237804349"/>
       <w:r>
         <w:t>1. First Week’s Agenda</w:t>
       </w:r>
@@ -3201,7 +3201,7 @@
         <w:pStyle w:val="Heading2"/>
       </w:pPr>
       <w:bookmarkStart w:id="2" w:name="day-1"/>
-      <w:bookmarkStart w:id="3" w:name="_Toc237800203"/>
+      <w:bookmarkStart w:id="3" w:name="_Toc237804350"/>
       <w:r>
         <w:t>1.1 Day 1</w:t>
       </w:r>
@@ -3259,7 +3259,7 @@
         <w:pStyle w:val="Heading2"/>
       </w:pPr>
       <w:bookmarkStart w:id="4" w:name="day-2"/>
-      <w:bookmarkStart w:id="5" w:name="_Toc237800204"/>
+      <w:bookmarkStart w:id="5" w:name="_Toc237804351"/>
       <w:bookmarkEnd w:id="2"/>
       <w:r>
         <w:t>1.2 Day 2</w:t>
@@ -3300,7 +3300,7 @@
         <w:pStyle w:val="Heading2"/>
       </w:pPr>
       <w:bookmarkStart w:id="6" w:name="due-dates-begin-immediately"/>
-      <w:bookmarkStart w:id="7" w:name="_Toc237800205"/>
+      <w:bookmarkStart w:id="7" w:name="_Toc237804352"/>
       <w:bookmarkEnd w:id="4"/>
       <w:r>
         <w:t>1.3 Due Dates Begin Immediately</w:t>
@@ -3324,15 +3324,6 @@
           <w:rStyle w:val="VerbatimChar"/>
         </w:rPr>
         <w:lastRenderedPageBreak/>
-        <w:t xml:space="preserve">    - First journal assignment due tomorrow at the start of class (See Module 0 in Canvas)</w:t>
-      </w:r>
-      <w:r>
-        <w:br/>
-      </w:r>
-      <w:r>
-        <w:rPr>
-          <w:rStyle w:val="VerbatimChar"/>
-        </w:rPr>
         <w:t xml:space="preserve">    - REQUIRED Syllabus Quiz Due August 30</w:t>
       </w:r>
       <w:r>
@@ -3359,7 +3350,7 @@
         <w:pStyle w:val="Heading2"/>
       </w:pPr>
       <w:bookmarkStart w:id="8" w:name="module-1-dates"/>
-      <w:bookmarkStart w:id="9" w:name="_Toc237800206"/>
+      <w:bookmarkStart w:id="9" w:name="_Toc237804353"/>
       <w:bookmarkEnd w:id="6"/>
       <w:r>
         <w:t>1.4 Module 1 Dates</w:t>
@@ -3429,7 +3420,7 @@
         <w:pStyle w:val="Heading2"/>
       </w:pPr>
       <w:bookmarkStart w:id="10" w:name="module-2-dates"/>
-      <w:bookmarkStart w:id="11" w:name="_Toc237800207"/>
+      <w:bookmarkStart w:id="11" w:name="_Toc237804354"/>
       <w:bookmarkEnd w:id="8"/>
       <w:r>
         <w:t>1.5 Module 2 dates</w:t>
@@ -3507,7 +3498,7 @@
         <w:pStyle w:val="Heading2"/>
       </w:pPr>
       <w:bookmarkStart w:id="12" w:name="module-3-dates"/>
-      <w:bookmarkStart w:id="13" w:name="_Toc237800208"/>
+      <w:bookmarkStart w:id="13" w:name="_Toc237804355"/>
       <w:bookmarkEnd w:id="10"/>
       <w:r>
         <w:t>1.6 Module 3 dates</w:t>
@@ -3585,7 +3576,7 @@
         <w:pStyle w:val="Heading2"/>
       </w:pPr>
       <w:bookmarkStart w:id="14" w:name="module-4-dates"/>
-      <w:bookmarkStart w:id="15" w:name="_Toc237800209"/>
+      <w:bookmarkStart w:id="15" w:name="_Toc237804356"/>
       <w:bookmarkEnd w:id="12"/>
       <w:r>
         <w:t>1.7 Module 4 dates</w:t>
@@ -3655,47 +3646,417 @@
         </w:numPr>
       </w:pPr>
       <w:r>
+        <w:t>Final Exam December 2 in class, regular time, regular classroom</w:t>
+      </w:r>
+    </w:p>
+    <w:p>
+      <w:pPr>
+        <w:pStyle w:val="Heading2"/>
+      </w:pPr>
+      <w:bookmarkStart w:id="16" w:name="introduction"/>
+      <w:bookmarkStart w:id="17" w:name="_Toc237804357"/>
+      <w:bookmarkEnd w:id="14"/>
+      <w:r>
         <w:lastRenderedPageBreak/>
-        <w:t>Final Exam December 2 in class, regular time, regular classroom</w:t>
+        <w:t>1.8 Introduction</w:t>
+      </w:r>
+      <w:bookmarkEnd w:id="17"/>
+    </w:p>
+    <w:p>
+      <w:pPr>
+        <w:numPr>
+          <w:ilvl w:val="0"/>
+          <w:numId w:val="6"/>
+        </w:numPr>
+      </w:pPr>
+      <w:r>
+        <w:t>Welcome to GOVT2305: Federal Government</w:t>
+      </w:r>
+    </w:p>
+    <w:p>
+      <w:pPr>
+        <w:numPr>
+          <w:ilvl w:val="0"/>
+          <w:numId w:val="6"/>
+        </w:numPr>
+      </w:pPr>
+      <w:r>
+        <w:t>Instructor: Tom Hanna, MA</w:t>
+      </w:r>
+    </w:p>
+    <w:p>
+      <w:pPr>
+        <w:pStyle w:val="SourceCode"/>
+        <w:numPr>
+          <w:ilvl w:val="0"/>
+          <w:numId w:val="1"/>
+        </w:numPr>
+      </w:pPr>
+      <w:r>
+        <w:rPr>
+          <w:rStyle w:val="VerbatimChar"/>
+        </w:rPr>
+        <w:t xml:space="preserve">  - Office Hours: Wednesday or Thursday 2 to 4 PM, will vary by week, online</w:t>
+      </w:r>
+      <w:r>
+        <w:br/>
+      </w:r>
+      <w:r>
+        <w:rPr>
+          <w:rStyle w:val="VerbatimChar"/>
+        </w:rPr>
+        <w:t xml:space="preserve">  - Email: tom.hanna@hccs.edu</w:t>
+      </w:r>
+      <w:r>
+        <w:br/>
+      </w:r>
+      <w:r>
+        <w:rPr>
+          <w:rStyle w:val="VerbatimChar"/>
+        </w:rPr>
+        <w:t xml:space="preserve">  - Office: University of Houston, Phillip Guthrie Hoffman Hall (PGH 391) during fall/spring semesters</w:t>
       </w:r>
     </w:p>
     <w:p>
       <w:pPr>
         <w:pStyle w:val="Heading2"/>
       </w:pPr>
-      <w:bookmarkStart w:id="16" w:name="introduction"/>
-      <w:bookmarkStart w:id="17" w:name="_Toc237800210"/>
-      <w:bookmarkEnd w:id="14"/>
-      <w:r>
-        <w:t>1.8 Introduction</w:t>
-      </w:r>
-      <w:bookmarkEnd w:id="17"/>
-    </w:p>
-    <w:p>
-      <w:pPr>
-        <w:numPr>
-          <w:ilvl w:val="0"/>
-          <w:numId w:val="6"/>
-        </w:numPr>
-      </w:pPr>
-      <w:r>
-        <w:t>Welcome to GOVT2305: Federal Government</w:t>
-      </w:r>
-    </w:p>
-    <w:p>
-      <w:pPr>
-        <w:numPr>
-          <w:ilvl w:val="0"/>
-          <w:numId w:val="6"/>
-        </w:numPr>
-      </w:pPr>
-      <w:r>
-        <w:t>Instructor: Tom Hanna, MA</w:t>
-      </w:r>
+      <w:bookmarkStart w:id="18" w:name="about-me"/>
+      <w:bookmarkStart w:id="19" w:name="_Toc237804358"/>
+      <w:bookmarkEnd w:id="16"/>
+      <w:r>
+        <w:t>1.9 About me:</w:t>
+      </w:r>
+      <w:bookmarkEnd w:id="19"/>
     </w:p>
     <w:p>
       <w:pPr>
         <w:pStyle w:val="SourceCode"/>
+      </w:pPr>
+      <w:r>
+        <w:rPr>
+          <w:rStyle w:val="VerbatimChar"/>
+        </w:rPr>
+        <w:t xml:space="preserve">    - Ph.D. candidate in Political Science at the University of Houston</w:t>
+      </w:r>
+      <w:r>
+        <w:br/>
+      </w:r>
+      <w:r>
+        <w:rPr>
+          <w:rStyle w:val="VerbatimChar"/>
+        </w:rPr>
+        <w:t xml:space="preserve">    - MA in Political Science from the University of Houston, BS in Political Science from the University of Houston</w:t>
+      </w:r>
+      <w:r>
+        <w:br/>
+      </w:r>
+      <w:r>
+        <w:rPr>
+          <w:rStyle w:val="VerbatimChar"/>
+        </w:rPr>
+        <w:t xml:space="preserve">    - I have been teaching at the University of Houston since July 2022, at Houston Community College since June 2023, and taught in 2024 at Our Lady of the Lake University - San Antonio (online). </w:t>
+      </w:r>
+      <w:r>
+        <w:br/>
+      </w:r>
+      <w:r>
+        <w:rPr>
+          <w:rStyle w:val="VerbatimChar"/>
+        </w:rPr>
+        <w:t xml:space="preserve">    - Courses taught: At UH - Statistics for Political Scientists; Argument, Data, and Politics; Introduction to Comparative Politics; International Organizations; US and Texas Constitution and Politics; US Government: Congress, the Presidency, and the Courts. At HCC - Federal Government and Texas Government. At OLLU - State Government (Comparative).</w:t>
+      </w:r>
+      <w:r>
+        <w:br/>
+      </w:r>
+      <w:r>
+        <w:rPr>
+          <w:rStyle w:val="VerbatimChar"/>
+        </w:rPr>
+        <w:t xml:space="preserve">    - Research: My research focuses on the international behavior of dictators. I have a specific interest in threats to freedom and modern liberal democracy (aka Madisonian republics). I use quantitative methods including advanced machine learning methods and, tentatively, quantum computing.</w:t>
+      </w:r>
+      <w:r>
+        <w:br/>
+      </w:r>
+      <w:r>
+        <w:rPr>
+          <w:rStyle w:val="VerbatimChar"/>
+        </w:rPr>
+        <w:t xml:space="preserve">    - Not (just) an Ivory Tower intellectual - former business manager and owner.</w:t>
+      </w:r>
+      <w:r>
+        <w:br/>
+      </w:r>
+      <w:r>
+        <w:rPr>
+          <w:rStyle w:val="VerbatimChar"/>
+        </w:rPr>
+        <w:t xml:space="preserve">    - Interests: cooking, camping, kayaking, and computer gaming</w:t>
+      </w:r>
+      <w:r>
+        <w:br/>
+      </w:r>
+      <w:r>
+        <w:rPr>
+          <w:rStyle w:val="VerbatimChar"/>
+        </w:rPr>
+        <w:t xml:space="preserve">    </w:t>
+      </w:r>
+    </w:p>
+    <w:p>
+      <w:pPr>
+        <w:pStyle w:val="Heading2"/>
+      </w:pPr>
+      <w:bookmarkStart w:id="20" w:name="lecture-vs-textbook"/>
+      <w:bookmarkStart w:id="21" w:name="_Toc237804359"/>
+      <w:bookmarkEnd w:id="18"/>
+      <w:r>
+        <w:t>1.10 Lecture vs Textbook</w:t>
+      </w:r>
+      <w:bookmarkEnd w:id="21"/>
+    </w:p>
+    <w:p>
+      <w:pPr>
+        <w:pStyle w:val="Compact"/>
+        <w:numPr>
+          <w:ilvl w:val="0"/>
+          <w:numId w:val="7"/>
+        </w:numPr>
+      </w:pPr>
+      <w:r>
+        <w:t>The lecture is not a substitute for the textbook</w:t>
+      </w:r>
+    </w:p>
+    <w:p>
+      <w:pPr>
+        <w:pStyle w:val="Compact"/>
+        <w:numPr>
+          <w:ilvl w:val="0"/>
+          <w:numId w:val="7"/>
+        </w:numPr>
+      </w:pPr>
+      <w:r>
+        <w:t>The textbook is not a substitute for the lecture</w:t>
+      </w:r>
+    </w:p>
+    <w:p>
+      <w:pPr>
+        <w:pStyle w:val="Compact"/>
+        <w:numPr>
+          <w:ilvl w:val="0"/>
+          <w:numId w:val="7"/>
+        </w:numPr>
+      </w:pPr>
+      <w:r>
+        <w:t>Neither is a substitute for assigned readings (or viewings/listenings)</w:t>
+      </w:r>
+    </w:p>
+    <w:p>
+      <w:pPr>
+        <w:pStyle w:val="Compact"/>
+        <w:numPr>
+          <w:ilvl w:val="0"/>
+          <w:numId w:val="7"/>
+        </w:numPr>
+      </w:pPr>
+      <w:r>
+        <w:t>The textbook provides a description of institutions and concepts in the American system</w:t>
+      </w:r>
+    </w:p>
+    <w:p>
+      <w:pPr>
+        <w:pStyle w:val="Compact"/>
+        <w:numPr>
+          <w:ilvl w:val="0"/>
+          <w:numId w:val="7"/>
+        </w:numPr>
+      </w:pPr>
+      <w:r>
+        <w:t>The lecture will focus on why these things matter</w:t>
+      </w:r>
+    </w:p>
+    <w:p>
+      <w:pPr>
+        <w:pStyle w:val="Compact"/>
+        <w:numPr>
+          <w:ilvl w:val="0"/>
+          <w:numId w:val="7"/>
+        </w:numPr>
+      </w:pPr>
+      <w:r>
+        <w:t>The assigned readings give background, expand the opportunity for critical thinking, and provide common ground for discussion</w:t>
+      </w:r>
+    </w:p>
+    <w:p>
+      <w:pPr>
+        <w:pStyle w:val="Heading2"/>
+      </w:pPr>
+      <w:bookmarkStart w:id="22" w:name="lecture-overview"/>
+      <w:bookmarkStart w:id="23" w:name="_Toc237804360"/>
+      <w:bookmarkEnd w:id="20"/>
+      <w:r>
+        <w:t>1.11 Lecture Overview</w:t>
+      </w:r>
+      <w:bookmarkEnd w:id="23"/>
+    </w:p>
+    <w:p>
+      <w:pPr>
+        <w:pStyle w:val="Compact"/>
+        <w:numPr>
+          <w:ilvl w:val="0"/>
+          <w:numId w:val="8"/>
+        </w:numPr>
+      </w:pPr>
+      <w:r>
+        <w:t>What is government and what is politics?</w:t>
+      </w:r>
+    </w:p>
+    <w:p>
+      <w:pPr>
+        <w:pStyle w:val="Compact"/>
+        <w:numPr>
+          <w:ilvl w:val="0"/>
+          <w:numId w:val="8"/>
+        </w:numPr>
+      </w:pPr>
+      <w:r>
+        <w:lastRenderedPageBreak/>
+        <w:t>Ethics of and in government</w:t>
+      </w:r>
+    </w:p>
+    <w:p>
+      <w:pPr>
+        <w:pStyle w:val="Compact"/>
+        <w:numPr>
+          <w:ilvl w:val="0"/>
+          <w:numId w:val="8"/>
+        </w:numPr>
+      </w:pPr>
+      <w:r>
+        <w:t>What are the ethical consequences of the nature of government? Why do we need to limit government in a democracy/why limit majorities?</w:t>
+      </w:r>
+    </w:p>
+    <w:p>
+      <w:pPr>
+        <w:pStyle w:val="Compact"/>
+        <w:numPr>
+          <w:ilvl w:val="0"/>
+          <w:numId w:val="8"/>
+        </w:numPr>
+      </w:pPr>
+      <w:r>
+        <w:t>Why do we need to limit government? Why should a democracy be limited?</w:t>
+      </w:r>
+    </w:p>
+    <w:p>
+      <w:pPr>
+        <w:pStyle w:val="Compact"/>
+        <w:numPr>
+          <w:ilvl w:val="0"/>
+          <w:numId w:val="8"/>
+        </w:numPr>
+      </w:pPr>
+      <w:r>
+        <w:t>How do we limit government in a democracy? In the US system in particular?</w:t>
+      </w:r>
+    </w:p>
+    <w:p>
+      <w:pPr>
+        <w:pStyle w:val="Heading2"/>
+      </w:pPr>
+      <w:bookmarkStart w:id="24" w:name="lecture-overview-1"/>
+      <w:bookmarkStart w:id="25" w:name="_Toc237804361"/>
+      <w:bookmarkEnd w:id="22"/>
+      <w:r>
+        <w:t>1.12 Lecture Overview</w:t>
+      </w:r>
+      <w:bookmarkEnd w:id="25"/>
+    </w:p>
+    <w:p>
+      <w:pPr>
+        <w:pStyle w:val="Compact"/>
+        <w:numPr>
+          <w:ilvl w:val="0"/>
+          <w:numId w:val="9"/>
+        </w:numPr>
+      </w:pPr>
+      <w:r>
+        <w:t>What are the dangers of disinformation, misinformation, and statistics?</w:t>
+      </w:r>
+    </w:p>
+    <w:p>
+      <w:pPr>
+        <w:pStyle w:val="Compact"/>
+        <w:numPr>
+          <w:ilvl w:val="0"/>
+          <w:numId w:val="9"/>
+        </w:numPr>
+      </w:pPr>
+      <w:r>
+        <w:t>What is the good and bad of factual information presented by the press? By activists? By politicians?</w:t>
+      </w:r>
+    </w:p>
+    <w:p>
+      <w:pPr>
+        <w:pStyle w:val="Compact"/>
+        <w:numPr>
+          <w:ilvl w:val="0"/>
+          <w:numId w:val="9"/>
+        </w:numPr>
+      </w:pPr>
+      <w:r>
+        <w:t>How can we be fully informed and why should we?</w:t>
+      </w:r>
+    </w:p>
+    <w:p>
+      <w:pPr>
+        <w:pStyle w:val="Compact"/>
+        <w:numPr>
+          <w:ilvl w:val="0"/>
+          <w:numId w:val="9"/>
+        </w:numPr>
+      </w:pPr>
+      <w:r>
+        <w:t>What is the citizen’s (your) role in government? What is ethical voting? Is it ethical not to vote? Is it ever unethical to vote?</w:t>
+      </w:r>
+    </w:p>
+    <w:p>
+      <w:pPr>
+        <w:pStyle w:val="Heading2"/>
+      </w:pPr>
+      <w:bookmarkStart w:id="26" w:name="major-course-expectations"/>
+      <w:bookmarkStart w:id="27" w:name="_Toc237804362"/>
+      <w:bookmarkEnd w:id="24"/>
+      <w:r>
+        <w:t>1.13 Major course expectations</w:t>
+      </w:r>
+      <w:bookmarkEnd w:id="27"/>
+    </w:p>
+    <w:p>
+      <w:pPr>
+        <w:numPr>
+          <w:ilvl w:val="0"/>
+          <w:numId w:val="10"/>
+        </w:numPr>
+      </w:pPr>
+      <w:r>
+        <w:t>I do not expect you to be experts on the course material at the end</w:t>
+      </w:r>
+    </w:p>
+    <w:p>
+      <w:pPr>
+        <w:numPr>
+          <w:ilvl w:val="0"/>
+          <w:numId w:val="10"/>
+        </w:numPr>
+      </w:pPr>
+      <w:r>
+        <w:t>I do expect you to:</w:t>
+      </w:r>
+    </w:p>
+    <w:p>
+      <w:pPr>
+        <w:pStyle w:val="SourceCode"/>
         <w:numPr>
           <w:ilvl w:val="0"/>
           <w:numId w:val="1"/>
@@ -3705,135 +4066,148 @@
         <w:rPr>
           <w:rStyle w:val="VerbatimChar"/>
         </w:rPr>
-        <w:t xml:space="preserve">  - Office Hours: Wednesday or Thursday 2 to 4 PM, will vary by week, online</w:t>
-      </w:r>
-      <w:r>
-        <w:br/>
-      </w:r>
-      <w:r>
-        <w:rPr>
-          <w:rStyle w:val="VerbatimChar"/>
-        </w:rPr>
-        <w:t xml:space="preserve">  - Email: tom.hanna@hccs.edu</w:t>
-      </w:r>
-      <w:r>
-        <w:br/>
-      </w:r>
-      <w:r>
-        <w:rPr>
-          <w:rStyle w:val="VerbatimChar"/>
-        </w:rPr>
-        <w:t xml:space="preserve">  - Office: University of Houston, Phillip Guthrie Hoffman Hall (PGH 391) during fall/spring semesters</w:t>
+        <w:t xml:space="preserve">  - Respect other people, starting with your classmates and myself</w:t>
+      </w:r>
+      <w:r>
+        <w:br/>
+      </w:r>
+      <w:r>
+        <w:rPr>
+          <w:rStyle w:val="VerbatimChar"/>
+        </w:rPr>
+        <w:t xml:space="preserve">  - Do the work</w:t>
+      </w:r>
+      <w:r>
+        <w:br/>
+      </w:r>
+      <w:r>
+        <w:rPr>
+          <w:rStyle w:val="VerbatimChar"/>
+        </w:rPr>
+        <w:t xml:space="preserve">  - Do your best</w:t>
+      </w:r>
+      <w:r>
+        <w:br/>
+      </w:r>
+      <w:r>
+        <w:rPr>
+          <w:rStyle w:val="VerbatimChar"/>
+        </w:rPr>
+        <w:t xml:space="preserve">  - Take responsibility for the work you did or not do</w:t>
+      </w:r>
+      <w:r>
+        <w:br/>
+      </w:r>
+      <w:r>
+        <w:rPr>
+          <w:rStyle w:val="VerbatimChar"/>
+        </w:rPr>
+        <w:t xml:space="preserve">  - Take some time to seriously consider the implications of the material for your own life and the lives of people you care about</w:t>
+      </w:r>
+      <w:r>
+        <w:br/>
+      </w:r>
+      <w:r>
+        <w:rPr>
+          <w:rStyle w:val="VerbatimChar"/>
+        </w:rPr>
+        <w:t xml:space="preserve">  - Come to class prepared</w:t>
       </w:r>
     </w:p>
     <w:p>
       <w:pPr>
         <w:pStyle w:val="Heading2"/>
       </w:pPr>
-      <w:bookmarkStart w:id="18" w:name="about-me"/>
-      <w:bookmarkStart w:id="19" w:name="_Toc237800211"/>
-      <w:bookmarkEnd w:id="16"/>
-      <w:r>
-        <w:t>1.9 About me:</w:t>
-      </w:r>
-      <w:bookmarkEnd w:id="19"/>
-    </w:p>
-    <w:p>
-      <w:pPr>
-        <w:pStyle w:val="SourceCode"/>
-      </w:pPr>
-      <w:r>
-        <w:rPr>
-          <w:rStyle w:val="VerbatimChar"/>
-        </w:rPr>
-        <w:t xml:space="preserve">    - Ph.D. candidate in Political Science at the University of Houston</w:t>
-      </w:r>
-      <w:r>
-        <w:br/>
-      </w:r>
-      <w:r>
-        <w:rPr>
-          <w:rStyle w:val="VerbatimChar"/>
-        </w:rPr>
-        <w:t xml:space="preserve">    - MA in Political Science from the University of Houston, BS in Political Science from the University of Houston</w:t>
-      </w:r>
-      <w:r>
-        <w:br/>
-      </w:r>
-      <w:r>
-        <w:rPr>
-          <w:rStyle w:val="VerbatimChar"/>
-        </w:rPr>
-        <w:t xml:space="preserve">    - I have been teaching at the University of Houston since July 2022, at Houston Community College since June 2023, and taught in 2024 at Our Lady of the Lake University - San Antonio (online). </w:t>
-      </w:r>
-      <w:r>
-        <w:br/>
-      </w:r>
-      <w:r>
-        <w:rPr>
-          <w:rStyle w:val="VerbatimChar"/>
-        </w:rPr>
-        <w:t xml:space="preserve">    - Courses taught: At UH - Statistics for Political Scientists; Argument, Data, and Politics; Introduction to Comparative Politics; International Organizations; US and Texas Constitution and Politics; US Government: Congress, the Presidency, and the Courts. At HCC - Federal Government and Texas Government. At OLLU - State Government (Comparative).</w:t>
-      </w:r>
-      <w:r>
-        <w:br/>
-      </w:r>
-      <w:r>
-        <w:rPr>
-          <w:rStyle w:val="VerbatimChar"/>
-        </w:rPr>
-        <w:t xml:space="preserve">    - Research: My research focuses on the international behavior of dictators. I have a specific interest in threats to freedom and modern liberal democracy (aka Madisonian republics). I use quantitative methods including advanced machine learning methods and, tentatively, quantum computing.</w:t>
-      </w:r>
-      <w:r>
-        <w:br/>
-      </w:r>
-      <w:r>
-        <w:rPr>
-          <w:rStyle w:val="VerbatimChar"/>
-        </w:rPr>
-        <w:t xml:space="preserve">    - Not (just) an Ivory Tower intellectual - former business manager and owner.</w:t>
-      </w:r>
-      <w:r>
-        <w:br/>
-      </w:r>
-      <w:r>
-        <w:rPr>
-          <w:rStyle w:val="VerbatimChar"/>
-        </w:rPr>
-        <w:t xml:space="preserve">    - Interests: cooking, camping, kayaking, and computer gaming</w:t>
-      </w:r>
-      <w:r>
-        <w:br/>
-      </w:r>
-      <w:r>
-        <w:rPr>
-          <w:rStyle w:val="VerbatimChar"/>
-        </w:rPr>
-        <w:t xml:space="preserve">    </w:t>
+      <w:bookmarkStart w:id="28" w:name="come-to-class-prepared"/>
+      <w:bookmarkStart w:id="29" w:name="_Toc237804363"/>
+      <w:bookmarkEnd w:id="26"/>
+      <w:r>
+        <w:t>1.14 Come to class prepared</w:t>
+      </w:r>
+      <w:bookmarkEnd w:id="29"/>
+    </w:p>
+    <w:p>
+      <w:pPr>
+        <w:pStyle w:val="Compact"/>
+        <w:numPr>
+          <w:ilvl w:val="0"/>
+          <w:numId w:val="11"/>
+        </w:numPr>
+      </w:pPr>
+      <w:r>
+        <w:t>To earn full credit for In Class Work (25% of your grade), you must come to class prepared</w:t>
+      </w:r>
+    </w:p>
+    <w:p>
+      <w:pPr>
+        <w:pStyle w:val="Compact"/>
+        <w:numPr>
+          <w:ilvl w:val="0"/>
+          <w:numId w:val="11"/>
+        </w:numPr>
+      </w:pPr>
+      <w:r>
+        <w:t>Part of this means at least reviewing the assigned readings</w:t>
+      </w:r>
+    </w:p>
+    <w:p>
+      <w:pPr>
+        <w:pStyle w:val="Compact"/>
+        <w:numPr>
+          <w:ilvl w:val="0"/>
+          <w:numId w:val="11"/>
+        </w:numPr>
+      </w:pPr>
+      <w:r>
+        <w:t>Sometimes this will mean coming in with some written notes as assigned</w:t>
+      </w:r>
+    </w:p>
+    <w:p>
+      <w:pPr>
+        <w:pStyle w:val="Compact"/>
+        <w:numPr>
+          <w:ilvl w:val="0"/>
+          <w:numId w:val="11"/>
+        </w:numPr>
+      </w:pPr>
+      <w:r>
+        <w:t>Good discussion - no quizzes, full credit</w:t>
+      </w:r>
+    </w:p>
+    <w:p>
+      <w:pPr>
+        <w:pStyle w:val="Compact"/>
+        <w:numPr>
+          <w:ilvl w:val="0"/>
+          <w:numId w:val="11"/>
+        </w:numPr>
+      </w:pPr>
+      <w:r>
+        <w:t>Bad discussion - quizzes to find out who was prepared</w:t>
       </w:r>
     </w:p>
     <w:p>
       <w:pPr>
         <w:pStyle w:val="Heading2"/>
       </w:pPr>
-      <w:bookmarkStart w:id="20" w:name="lecture-vs-textbook"/>
-      <w:bookmarkStart w:id="21" w:name="_Toc237800212"/>
-      <w:bookmarkEnd w:id="18"/>
-      <w:r>
-        <w:t>1.10 Lecture vs Textbook</w:t>
-      </w:r>
-      <w:bookmarkEnd w:id="21"/>
+      <w:bookmarkStart w:id="30" w:name="course-outlineprocedures"/>
+      <w:bookmarkStart w:id="31" w:name="_Toc237804364"/>
+      <w:bookmarkEnd w:id="28"/>
+      <w:r>
+        <w:t>1.15 Course Outline/Procedures</w:t>
+      </w:r>
+      <w:bookmarkEnd w:id="31"/>
     </w:p>
     <w:p>
       <w:pPr>
         <w:pStyle w:val="Compact"/>
         <w:numPr>
           <w:ilvl w:val="0"/>
-          <w:numId w:val="7"/>
-        </w:numPr>
-      </w:pPr>
-      <w:r>
-        <w:t>The lecture is not a substitute for the textbook</w:t>
+          <w:numId w:val="12"/>
+        </w:numPr>
+      </w:pPr>
+      <w:r>
+        <w:t>Begin Module 0 immediately</w:t>
       </w:r>
     </w:p>
     <w:p>
@@ -3841,11 +4215,11 @@
         <w:pStyle w:val="Compact"/>
         <w:numPr>
           <w:ilvl w:val="0"/>
-          <w:numId w:val="7"/>
-        </w:numPr>
-      </w:pPr>
-      <w:r>
-        <w:t>The textbook is not a substitute for the lecture</w:t>
+          <w:numId w:val="12"/>
+        </w:numPr>
+      </w:pPr>
+      <w:r>
+        <w:t>Please read the Canvas Homepage for the Course</w:t>
       </w:r>
     </w:p>
     <w:p>
@@ -3853,11 +4227,11 @@
         <w:pStyle w:val="Compact"/>
         <w:numPr>
           <w:ilvl w:val="0"/>
-          <w:numId w:val="7"/>
-        </w:numPr>
-      </w:pPr>
-      <w:r>
-        <w:t>Neither is a substitute for assigned readings (or viewings/listenings)</w:t>
+          <w:numId w:val="12"/>
+        </w:numPr>
+      </w:pPr>
+      <w:r>
+        <w:t>Please read the Syllabus</w:t>
       </w:r>
     </w:p>
     <w:p>
@@ -3865,11 +4239,11 @@
         <w:pStyle w:val="Compact"/>
         <w:numPr>
           <w:ilvl w:val="0"/>
-          <w:numId w:val="7"/>
-        </w:numPr>
-      </w:pPr>
-      <w:r>
-        <w:t>The textbook provides a description of institutions and concepts in the American system</w:t>
+          <w:numId w:val="12"/>
+        </w:numPr>
+      </w:pPr>
+      <w:r>
+        <w:t>Most of your work outside class will be done through the Canvas Modules - this includes accessing the textbook</w:t>
       </w:r>
     </w:p>
     <w:p>
@@ -3877,11 +4251,12 @@
         <w:pStyle w:val="Compact"/>
         <w:numPr>
           <w:ilvl w:val="0"/>
-          <w:numId w:val="7"/>
-        </w:numPr>
-      </w:pPr>
-      <w:r>
-        <w:t>The lecture will focus on why these things matter</w:t>
+          <w:numId w:val="12"/>
+        </w:numPr>
+      </w:pPr>
+      <w:r>
+        <w:lastRenderedPageBreak/>
+        <w:t>Complete numbered Modules (0 through 4) in order or you will be locked out of later assignments</w:t>
       </w:r>
     </w:p>
     <w:p>
@@ -3889,36 +4264,35 @@
         <w:pStyle w:val="Compact"/>
         <w:numPr>
           <w:ilvl w:val="0"/>
-          <w:numId w:val="7"/>
-        </w:numPr>
-      </w:pPr>
-      <w:r>
-        <w:t>The assigned readings give background, expand the opportunity for critical thinking, and provide common ground for discussion</w:t>
+          <w:numId w:val="12"/>
+        </w:numPr>
+      </w:pPr>
+      <w:r>
+        <w:t>Always work through the Modules</w:t>
       </w:r>
     </w:p>
     <w:p>
       <w:pPr>
         <w:pStyle w:val="Heading2"/>
       </w:pPr>
-      <w:bookmarkStart w:id="22" w:name="lecture-overview"/>
-      <w:bookmarkStart w:id="23" w:name="_Toc237800213"/>
-      <w:bookmarkEnd w:id="20"/>
-      <w:r>
-        <w:lastRenderedPageBreak/>
-        <w:t>1.11 Lecture Overview</w:t>
-      </w:r>
-      <w:bookmarkEnd w:id="23"/>
+      <w:bookmarkStart w:id="32" w:name="syllabus-quiz-and-extra-credit-quiz"/>
+      <w:bookmarkStart w:id="33" w:name="_Toc237804365"/>
+      <w:bookmarkEnd w:id="30"/>
+      <w:r>
+        <w:t>1.16 Syllabus Quiz and Extra Credit Quiz</w:t>
+      </w:r>
+      <w:bookmarkEnd w:id="33"/>
     </w:p>
     <w:p>
       <w:pPr>
         <w:pStyle w:val="Compact"/>
         <w:numPr>
           <w:ilvl w:val="0"/>
-          <w:numId w:val="8"/>
-        </w:numPr>
-      </w:pPr>
-      <w:r>
-        <w:t>What is government and what is politics?</w:t>
+          <w:numId w:val="13"/>
+        </w:numPr>
+      </w:pPr>
+      <w:r>
+        <w:t>The Syllabus Quiz is required</w:t>
       </w:r>
     </w:p>
     <w:p>
@@ -3926,11 +4300,11 @@
         <w:pStyle w:val="Compact"/>
         <w:numPr>
           <w:ilvl w:val="0"/>
-          <w:numId w:val="8"/>
-        </w:numPr>
-      </w:pPr>
-      <w:r>
-        <w:t>Ethics of and in government</w:t>
+          <w:numId w:val="13"/>
+        </w:numPr>
+      </w:pPr>
+      <w:r>
+        <w:t>The Extra Credit Quiz is extra credit AND it is required</w:t>
       </w:r>
     </w:p>
     <w:p>
@@ -3938,11 +4312,11 @@
         <w:pStyle w:val="Compact"/>
         <w:numPr>
           <w:ilvl w:val="0"/>
-          <w:numId w:val="8"/>
-        </w:numPr>
-      </w:pPr>
-      <w:r>
-        <w:t>What are the ethical consequences of the nature of government? Why do we need to limit government in a democracy/why limit majorities?</w:t>
+          <w:numId w:val="13"/>
+        </w:numPr>
+      </w:pPr>
+      <w:r>
+        <w:t>Introduction Module complete by August 30, 11:59 PM</w:t>
       </w:r>
     </w:p>
     <w:p>
@@ -3950,11 +4324,11 @@
         <w:pStyle w:val="Compact"/>
         <w:numPr>
           <w:ilvl w:val="0"/>
-          <w:numId w:val="8"/>
-        </w:numPr>
-      </w:pPr>
-      <w:r>
-        <w:t>Why do we need to limit government? Why should a democracy be limited?</w:t>
+          <w:numId w:val="13"/>
+        </w:numPr>
+      </w:pPr>
+      <w:r>
+        <w:t>This includes textbook signup</w:t>
       </w:r>
     </w:p>
     <w:p>
@@ -3962,426 +4336,43 @@
         <w:pStyle w:val="Compact"/>
         <w:numPr>
           <w:ilvl w:val="0"/>
-          <w:numId w:val="8"/>
-        </w:numPr>
-      </w:pPr>
-      <w:r>
-        <w:t>How do we limit government in a democracy? In the US system in particular?</w:t>
+          <w:numId w:val="13"/>
+        </w:numPr>
+      </w:pPr>
+      <w:r>
+        <w:t>No extensions - you will be dropped for non-participation early August 31 if you do not complete it</w:t>
       </w:r>
     </w:p>
     <w:p>
       <w:pPr>
         <w:pStyle w:val="Heading2"/>
       </w:pPr>
-      <w:bookmarkStart w:id="24" w:name="lecture-overview-1"/>
-      <w:bookmarkStart w:id="25" w:name="_Toc237800214"/>
-      <w:bookmarkEnd w:id="22"/>
-      <w:r>
-        <w:t>1.12 Lecture Overview</w:t>
-      </w:r>
-      <w:bookmarkEnd w:id="25"/>
+      <w:bookmarkStart w:id="34" w:name="course-policies-basics"/>
+      <w:bookmarkStart w:id="35" w:name="_Toc237804366"/>
+      <w:bookmarkEnd w:id="32"/>
+      <w:r>
+        <w:t>1.17 Course Policies: Basics</w:t>
+      </w:r>
+      <w:bookmarkEnd w:id="35"/>
     </w:p>
     <w:p>
       <w:pPr>
         <w:pStyle w:val="Compact"/>
         <w:numPr>
           <w:ilvl w:val="0"/>
-          <w:numId w:val="9"/>
-        </w:numPr>
-      </w:pPr>
-      <w:r>
-        <w:t>What are the dangers of disinformation, misinformation, and statistics?</w:t>
-      </w:r>
-    </w:p>
-    <w:p>
-      <w:pPr>
-        <w:pStyle w:val="Compact"/>
-        <w:numPr>
-          <w:ilvl w:val="0"/>
-          <w:numId w:val="9"/>
-        </w:numPr>
-      </w:pPr>
-      <w:r>
-        <w:t>What is the good and bad of factual information presented by the press? By activists? By politicians?</w:t>
-      </w:r>
-    </w:p>
-    <w:p>
-      <w:pPr>
-        <w:pStyle w:val="Compact"/>
-        <w:numPr>
-          <w:ilvl w:val="0"/>
-          <w:numId w:val="9"/>
-        </w:numPr>
-      </w:pPr>
-      <w:r>
-        <w:t>How can we be fully informed and why should we?</w:t>
-      </w:r>
-    </w:p>
-    <w:p>
-      <w:pPr>
-        <w:pStyle w:val="Compact"/>
-        <w:numPr>
-          <w:ilvl w:val="0"/>
-          <w:numId w:val="9"/>
-        </w:numPr>
-      </w:pPr>
-      <w:r>
-        <w:t>What is the citizen’s (your) role in government? What is ethical voting? Is it ethical not to vote? Is it ever unethical to vote?</w:t>
+          <w:numId w:val="14"/>
+        </w:numPr>
+      </w:pPr>
+      <w:r>
+        <w:t>Number 1 Rule: Respect for other people</w:t>
       </w:r>
     </w:p>
     <w:p>
       <w:pPr>
         <w:pStyle w:val="Heading2"/>
       </w:pPr>
-      <w:bookmarkStart w:id="26" w:name="major-course-expectations"/>
-      <w:bookmarkStart w:id="27" w:name="_Toc237800215"/>
-      <w:bookmarkEnd w:id="24"/>
-      <w:r>
-        <w:t>1.13 Major course expectations</w:t>
-      </w:r>
-      <w:bookmarkEnd w:id="27"/>
-    </w:p>
-    <w:p>
-      <w:pPr>
-        <w:numPr>
-          <w:ilvl w:val="0"/>
-          <w:numId w:val="10"/>
-        </w:numPr>
-      </w:pPr>
-      <w:r>
-        <w:t>I do not expect you to be experts on the course material at the end</w:t>
-      </w:r>
-    </w:p>
-    <w:p>
-      <w:pPr>
-        <w:numPr>
-          <w:ilvl w:val="0"/>
-          <w:numId w:val="10"/>
-        </w:numPr>
-      </w:pPr>
-      <w:r>
-        <w:t>I do expect you to:</w:t>
-      </w:r>
-    </w:p>
-    <w:p>
-      <w:pPr>
-        <w:pStyle w:val="SourceCode"/>
-        <w:numPr>
-          <w:ilvl w:val="0"/>
-          <w:numId w:val="1"/>
-        </w:numPr>
-      </w:pPr>
-      <w:r>
-        <w:rPr>
-          <w:rStyle w:val="VerbatimChar"/>
-        </w:rPr>
-        <w:t xml:space="preserve">  - Respect other people, starting with your classmates and myself</w:t>
-      </w:r>
-      <w:r>
-        <w:br/>
-      </w:r>
-      <w:r>
-        <w:rPr>
-          <w:rStyle w:val="VerbatimChar"/>
-        </w:rPr>
-        <w:t xml:space="preserve">  - Do the work</w:t>
-      </w:r>
-      <w:r>
-        <w:br/>
-      </w:r>
-      <w:r>
-        <w:rPr>
-          <w:rStyle w:val="VerbatimChar"/>
-        </w:rPr>
-        <w:t xml:space="preserve">  - Do your best</w:t>
-      </w:r>
-      <w:r>
-        <w:br/>
-      </w:r>
-      <w:r>
-        <w:rPr>
-          <w:rStyle w:val="VerbatimChar"/>
-        </w:rPr>
-        <w:t xml:space="preserve">  - Take responsibility for the work you did or not do</w:t>
-      </w:r>
-      <w:r>
-        <w:br/>
-      </w:r>
-      <w:r>
-        <w:rPr>
-          <w:rStyle w:val="VerbatimChar"/>
-        </w:rPr>
-        <w:t xml:space="preserve">  - Take some time to seriously consider the implications of the material for your own life and the lives of people you care about</w:t>
-      </w:r>
-      <w:r>
-        <w:br/>
-      </w:r>
-      <w:r>
-        <w:rPr>
-          <w:rStyle w:val="VerbatimChar"/>
-        </w:rPr>
-        <w:t xml:space="preserve">  - Come to class prepared</w:t>
-      </w:r>
-    </w:p>
-    <w:p>
-      <w:pPr>
-        <w:pStyle w:val="Heading2"/>
-      </w:pPr>
-      <w:bookmarkStart w:id="28" w:name="come-to-class-prepared"/>
-      <w:bookmarkStart w:id="29" w:name="_Toc237800216"/>
-      <w:bookmarkEnd w:id="26"/>
-      <w:r>
-        <w:t>1.14 Come to class prepared</w:t>
-      </w:r>
-      <w:bookmarkEnd w:id="29"/>
-    </w:p>
-    <w:p>
-      <w:pPr>
-        <w:pStyle w:val="Compact"/>
-        <w:numPr>
-          <w:ilvl w:val="0"/>
-          <w:numId w:val="11"/>
-        </w:numPr>
-      </w:pPr>
-      <w:r>
-        <w:t>To earn full credit for In Class Work (25% of your grade), you must come to class prepared</w:t>
-      </w:r>
-    </w:p>
-    <w:p>
-      <w:pPr>
-        <w:pStyle w:val="Compact"/>
-        <w:numPr>
-          <w:ilvl w:val="0"/>
-          <w:numId w:val="11"/>
-        </w:numPr>
-      </w:pPr>
-      <w:r>
-        <w:t>Part of this means at least reviewing the assigned readings</w:t>
-      </w:r>
-    </w:p>
-    <w:p>
-      <w:pPr>
-        <w:pStyle w:val="Compact"/>
-        <w:numPr>
-          <w:ilvl w:val="0"/>
-          <w:numId w:val="11"/>
-        </w:numPr>
-      </w:pPr>
-      <w:r>
-        <w:t>Sometimes this will mean coming in with some written notes as assigned</w:t>
-      </w:r>
-    </w:p>
-    <w:p>
-      <w:pPr>
-        <w:pStyle w:val="Compact"/>
-        <w:numPr>
-          <w:ilvl w:val="0"/>
-          <w:numId w:val="11"/>
-        </w:numPr>
-      </w:pPr>
-      <w:r>
-        <w:t>Good discussion - no quizzes, full credit</w:t>
-      </w:r>
-    </w:p>
-    <w:p>
-      <w:pPr>
-        <w:pStyle w:val="Compact"/>
-        <w:numPr>
-          <w:ilvl w:val="0"/>
-          <w:numId w:val="11"/>
-        </w:numPr>
-      </w:pPr>
-      <w:r>
-        <w:t>Bad discussion - quizzes to find out who was prepared</w:t>
-      </w:r>
-    </w:p>
-    <w:p>
-      <w:pPr>
-        <w:pStyle w:val="Heading2"/>
-      </w:pPr>
-      <w:bookmarkStart w:id="30" w:name="course-outlineprocedures"/>
-      <w:bookmarkStart w:id="31" w:name="_Toc237800217"/>
-      <w:bookmarkEnd w:id="28"/>
-      <w:r>
-        <w:t>1.15 Course Outline/Procedures</w:t>
-      </w:r>
-      <w:bookmarkEnd w:id="31"/>
-    </w:p>
-    <w:p>
-      <w:pPr>
-        <w:pStyle w:val="Compact"/>
-        <w:numPr>
-          <w:ilvl w:val="0"/>
-          <w:numId w:val="12"/>
-        </w:numPr>
-      </w:pPr>
-      <w:r>
-        <w:t>Begin Module 0 immediately</w:t>
-      </w:r>
-    </w:p>
-    <w:p>
-      <w:pPr>
-        <w:pStyle w:val="Compact"/>
-        <w:numPr>
-          <w:ilvl w:val="0"/>
-          <w:numId w:val="12"/>
-        </w:numPr>
-      </w:pPr>
-      <w:r>
-        <w:t>Please read the Canvas Homepage for the Course</w:t>
-      </w:r>
-    </w:p>
-    <w:p>
-      <w:pPr>
-        <w:pStyle w:val="Compact"/>
-        <w:numPr>
-          <w:ilvl w:val="0"/>
-          <w:numId w:val="12"/>
-        </w:numPr>
-      </w:pPr>
-      <w:r>
-        <w:t>Please read the Syllabus</w:t>
-      </w:r>
-    </w:p>
-    <w:p>
-      <w:pPr>
-        <w:pStyle w:val="Compact"/>
-        <w:numPr>
-          <w:ilvl w:val="0"/>
-          <w:numId w:val="12"/>
-        </w:numPr>
-      </w:pPr>
-      <w:r>
-        <w:lastRenderedPageBreak/>
-        <w:t>Most of your work outside class will be done through the Canvas Modules - this includes accessing the textbook</w:t>
-      </w:r>
-    </w:p>
-    <w:p>
-      <w:pPr>
-        <w:pStyle w:val="Compact"/>
-        <w:numPr>
-          <w:ilvl w:val="0"/>
-          <w:numId w:val="12"/>
-        </w:numPr>
-      </w:pPr>
-      <w:r>
-        <w:t>Complete numbered Modules (0 through 4) in order or you will be locked out of later assignments</w:t>
-      </w:r>
-    </w:p>
-    <w:p>
-      <w:pPr>
-        <w:pStyle w:val="Compact"/>
-        <w:numPr>
-          <w:ilvl w:val="0"/>
-          <w:numId w:val="12"/>
-        </w:numPr>
-      </w:pPr>
-      <w:r>
-        <w:t>Always work through the Modules</w:t>
-      </w:r>
-    </w:p>
-    <w:p>
-      <w:pPr>
-        <w:pStyle w:val="Heading2"/>
-      </w:pPr>
-      <w:bookmarkStart w:id="32" w:name="syllabus-quiz-and-extra-credit-quiz"/>
-      <w:bookmarkStart w:id="33" w:name="_Toc237800218"/>
-      <w:bookmarkEnd w:id="30"/>
-      <w:r>
-        <w:t>1.16 Syllabus Quiz and Extra Credit Quiz</w:t>
-      </w:r>
-      <w:bookmarkEnd w:id="33"/>
-    </w:p>
-    <w:p>
-      <w:pPr>
-        <w:pStyle w:val="Compact"/>
-        <w:numPr>
-          <w:ilvl w:val="0"/>
-          <w:numId w:val="13"/>
-        </w:numPr>
-      </w:pPr>
-      <w:r>
-        <w:t>The Syllabus Quiz is required</w:t>
-      </w:r>
-    </w:p>
-    <w:p>
-      <w:pPr>
-        <w:pStyle w:val="Compact"/>
-        <w:numPr>
-          <w:ilvl w:val="0"/>
-          <w:numId w:val="13"/>
-        </w:numPr>
-      </w:pPr>
-      <w:r>
-        <w:t>The Extra Credit Quiz is extra credit AND it is required</w:t>
-      </w:r>
-    </w:p>
-    <w:p>
-      <w:pPr>
-        <w:pStyle w:val="Compact"/>
-        <w:numPr>
-          <w:ilvl w:val="0"/>
-          <w:numId w:val="13"/>
-        </w:numPr>
-      </w:pPr>
-      <w:r>
-        <w:t>Introduction Module complete by August 30, 11:59 PM</w:t>
-      </w:r>
-    </w:p>
-    <w:p>
-      <w:pPr>
-        <w:pStyle w:val="Compact"/>
-        <w:numPr>
-          <w:ilvl w:val="0"/>
-          <w:numId w:val="13"/>
-        </w:numPr>
-      </w:pPr>
-      <w:r>
-        <w:t>This includes textbook signup</w:t>
-      </w:r>
-    </w:p>
-    <w:p>
-      <w:pPr>
-        <w:pStyle w:val="Compact"/>
-        <w:numPr>
-          <w:ilvl w:val="0"/>
-          <w:numId w:val="13"/>
-        </w:numPr>
-      </w:pPr>
-      <w:r>
-        <w:t>No extensions - you will be dropped for non-participation early August 31 if you do not complete it</w:t>
-      </w:r>
-    </w:p>
-    <w:p>
-      <w:pPr>
-        <w:pStyle w:val="Heading2"/>
-      </w:pPr>
-      <w:bookmarkStart w:id="34" w:name="course-policies-basics"/>
-      <w:bookmarkStart w:id="35" w:name="_Toc237800219"/>
-      <w:bookmarkEnd w:id="32"/>
-      <w:r>
-        <w:t>1.17 Course Policies: Basics</w:t>
-      </w:r>
-      <w:bookmarkEnd w:id="35"/>
-    </w:p>
-    <w:p>
-      <w:pPr>
-        <w:pStyle w:val="Compact"/>
-        <w:numPr>
-          <w:ilvl w:val="0"/>
-          <w:numId w:val="14"/>
-        </w:numPr>
-      </w:pPr>
-      <w:r>
-        <w:t>Number 1 Rule: Respect for other people</w:t>
-      </w:r>
-    </w:p>
-    <w:p>
-      <w:pPr>
-        <w:pStyle w:val="Heading2"/>
-      </w:pPr>
       <w:bookmarkStart w:id="36" w:name="course-policies-basics-1"/>
-      <w:bookmarkStart w:id="37" w:name="_Toc237800220"/>
+      <w:bookmarkStart w:id="37" w:name="_Toc237804367"/>
       <w:bookmarkEnd w:id="34"/>
       <w:r>
         <w:t>1.18 Course Policies: Basics</w:t>
@@ -4448,7 +4439,7 @@
         <w:pStyle w:val="Heading2"/>
       </w:pPr>
       <w:bookmarkStart w:id="38" w:name="time-commitment"/>
-      <w:bookmarkStart w:id="39" w:name="_Toc237800221"/>
+      <w:bookmarkStart w:id="39" w:name="_Toc237804368"/>
       <w:bookmarkEnd w:id="36"/>
       <w:r>
         <w:t>1.19 Time Commitment</w:t>
@@ -4563,44 +4554,506 @@
         <w:pStyle w:val="Heading2"/>
       </w:pPr>
       <w:bookmarkStart w:id="40" w:name="commitment"/>
-      <w:bookmarkStart w:id="41" w:name="_Toc237800222"/>
+      <w:bookmarkStart w:id="41" w:name="_Toc237804369"/>
       <w:bookmarkEnd w:id="38"/>
       <w:r>
+        <w:t>1.20 Commitment</w:t>
+      </w:r>
+      <w:bookmarkEnd w:id="41"/>
+    </w:p>
+    <w:p>
+      <w:pPr>
+        <w:pStyle w:val="FirstParagraph"/>
+      </w:pPr>
+      <w:r>
+        <w:t>If 67% of the work is outside of class, what does that tell you about who has the major responsibility for your success or failure?</w:t>
+      </w:r>
+    </w:p>
+    <w:p>
+      <w:pPr>
+        <w:pStyle w:val="Heading2"/>
+      </w:pPr>
+      <w:bookmarkStart w:id="42" w:name="professionalism"/>
+      <w:bookmarkStart w:id="43" w:name="_Toc237804370"/>
+      <w:bookmarkEnd w:id="40"/>
+      <w:r>
         <w:lastRenderedPageBreak/>
-        <w:t>1.20 Commitment</w:t>
-      </w:r>
-      <w:bookmarkEnd w:id="41"/>
+        <w:t>1.21 Professionalism</w:t>
+      </w:r>
+      <w:bookmarkEnd w:id="43"/>
+    </w:p>
+    <w:p>
+      <w:pPr>
+        <w:pStyle w:val="Compact"/>
+        <w:numPr>
+          <w:ilvl w:val="0"/>
+          <w:numId w:val="18"/>
+        </w:numPr>
+      </w:pPr>
+      <w:r>
+        <w:t>Professionalism is a graded component of this class.</w:t>
+      </w:r>
+    </w:p>
+    <w:p>
+      <w:pPr>
+        <w:pStyle w:val="Compact"/>
+        <w:numPr>
+          <w:ilvl w:val="0"/>
+          <w:numId w:val="18"/>
+        </w:numPr>
+      </w:pPr>
+      <w:r>
+        <w:t>A major hallmark of professionalism is taking responsibility for doing what is expected of you and not blaming others for the consequences if you do not.</w:t>
+      </w:r>
+    </w:p>
+    <w:p>
+      <w:pPr>
+        <w:pStyle w:val="Heading2"/>
+      </w:pPr>
+      <w:bookmarkStart w:id="44" w:name="professionalism-in-other-words"/>
+      <w:bookmarkStart w:id="45" w:name="_Toc237804371"/>
+      <w:bookmarkEnd w:id="42"/>
+      <w:r>
+        <w:t>1.22 Professionalism in other words</w:t>
+      </w:r>
+      <w:bookmarkEnd w:id="45"/>
+    </w:p>
+    <w:p>
+      <w:pPr>
+        <w:pStyle w:val="Compact"/>
+        <w:numPr>
+          <w:ilvl w:val="0"/>
+          <w:numId w:val="19"/>
+        </w:numPr>
+      </w:pPr>
+      <w:r>
+        <w:t>If you don’t attend class and pay attention…</w:t>
+      </w:r>
+    </w:p>
+    <w:p>
+      <w:pPr>
+        <w:pStyle w:val="Compact"/>
+        <w:numPr>
+          <w:ilvl w:val="0"/>
+          <w:numId w:val="19"/>
+        </w:numPr>
+      </w:pPr>
+      <w:r>
+        <w:t>If you don’t put in six hours a week of real work outside class…</w:t>
+      </w:r>
+    </w:p>
+    <w:p>
+      <w:pPr>
+        <w:pStyle w:val="Compact"/>
+        <w:numPr>
+          <w:ilvl w:val="0"/>
+          <w:numId w:val="19"/>
+        </w:numPr>
+      </w:pPr>
+      <w:r>
+        <w:t>If you don’t do the assignments…</w:t>
+      </w:r>
+    </w:p>
+    <w:p>
+      <w:pPr>
+        <w:pStyle w:val="Compact"/>
+        <w:numPr>
+          <w:ilvl w:val="0"/>
+          <w:numId w:val="19"/>
+        </w:numPr>
+      </w:pPr>
+      <w:r>
+        <w:t>If you don’t study for the quizzes…</w:t>
+      </w:r>
     </w:p>
     <w:p>
       <w:pPr>
         <w:pStyle w:val="FirstParagraph"/>
       </w:pPr>
       <w:r>
-        <w:t>If 67% of the work is outside of class, what does that tell you about who has the major responsibility for your success or failure?</w:t>
+        <w:t>Who is responsible for the consequences?</w:t>
       </w:r>
     </w:p>
     <w:p>
       <w:pPr>
         <w:pStyle w:val="Heading2"/>
       </w:pPr>
-      <w:bookmarkStart w:id="42" w:name="professionalism"/>
-      <w:bookmarkStart w:id="43" w:name="_Toc237800223"/>
-      <w:bookmarkEnd w:id="40"/>
-      <w:r>
-        <w:t>1.21 Professionalism</w:t>
-      </w:r>
-      <w:bookmarkEnd w:id="43"/>
+      <w:bookmarkStart w:id="46" w:name="your-responsibilities"/>
+      <w:bookmarkStart w:id="47" w:name="_Toc237804372"/>
+      <w:bookmarkEnd w:id="44"/>
+      <w:r>
+        <w:t>1.23 Your responsibilities</w:t>
+      </w:r>
+      <w:bookmarkEnd w:id="47"/>
+    </w:p>
+    <w:p>
+      <w:pPr>
+        <w:pStyle w:val="SourceCode"/>
+      </w:pPr>
+      <w:r>
+        <w:rPr>
+          <w:rStyle w:val="VerbatimChar"/>
+        </w:rPr>
+        <w:t xml:space="preserve">    - Time management</w:t>
+      </w:r>
+      <w:r>
+        <w:br/>
+      </w:r>
+      <w:r>
+        <w:rPr>
+          <w:rStyle w:val="VerbatimChar"/>
+        </w:rPr>
+        <w:t xml:space="preserve">    - Your own learning</w:t>
+      </w:r>
+      <w:r>
+        <w:br/>
+      </w:r>
+      <w:r>
+        <w:rPr>
+          <w:rStyle w:val="VerbatimChar"/>
+        </w:rPr>
+        <w:t xml:space="preserve">    - Doing the assignments (or accepting the zero)</w:t>
+      </w:r>
+      <w:r>
+        <w:br/>
+      </w:r>
+      <w:r>
+        <w:rPr>
+          <w:rStyle w:val="VerbatimChar"/>
+        </w:rPr>
+        <w:t xml:space="preserve">    - Doing the assignments on time (or accepting the consequences)</w:t>
+      </w:r>
+      <w:r>
+        <w:br/>
+      </w:r>
+      <w:r>
+        <w:rPr>
+          <w:rStyle w:val="VerbatimChar"/>
+        </w:rPr>
+        <w:t xml:space="preserve">    - Showing up and engaging</w:t>
+      </w:r>
+      <w:r>
+        <w:br/>
+      </w:r>
+      <w:r>
+        <w:rPr>
+          <w:rStyle w:val="VerbatimChar"/>
+        </w:rPr>
+        <w:t xml:space="preserve">    - Applying brainpower</w:t>
+      </w:r>
+      <w:r>
+        <w:br/>
+      </w:r>
+      <w:r>
+        <w:rPr>
+          <w:rStyle w:val="VerbatimChar"/>
+        </w:rPr>
+        <w:t xml:space="preserve">    - Working on the material</w:t>
+      </w:r>
+      <w:r>
+        <w:br/>
+      </w:r>
+      <w:r>
+        <w:rPr>
+          <w:rStyle w:val="VerbatimChar"/>
+        </w:rPr>
+        <w:t xml:space="preserve">    - Following through on commitments</w:t>
+      </w:r>
+      <w:r>
+        <w:br/>
+      </w:r>
+      <w:r>
+        <w:rPr>
+          <w:rStyle w:val="VerbatimChar"/>
+        </w:rPr>
+        <w:t xml:space="preserve">    - Asking for help</w:t>
+      </w:r>
+      <w:r>
+        <w:br/>
+      </w:r>
+      <w:r>
+        <w:rPr>
+          <w:rStyle w:val="VerbatimChar"/>
+        </w:rPr>
+        <w:t xml:space="preserve">    - Taking responsibility for your own work and results!</w:t>
+      </w:r>
+      <w:r>
+        <w:br/>
+      </w:r>
+      <w:r>
+        <w:rPr>
+          <w:rStyle w:val="VerbatimChar"/>
+        </w:rPr>
+        <w:t xml:space="preserve">    </w:t>
+      </w:r>
+      <w:r>
+        <w:br/>
+      </w:r>
+      <w:r>
+        <w:rPr>
+          <w:rStyle w:val="VerbatimChar"/>
+        </w:rPr>
+        <w:t xml:space="preserve">    </w:t>
+      </w:r>
+    </w:p>
+    <w:p>
+      <w:pPr>
+        <w:pStyle w:val="Heading2"/>
+      </w:pPr>
+      <w:bookmarkStart w:id="48" w:name="my-responsibilities"/>
+      <w:bookmarkStart w:id="49" w:name="_Toc237804373"/>
+      <w:bookmarkEnd w:id="46"/>
+      <w:r>
+        <w:t>1.24 My responsibilities</w:t>
+      </w:r>
+      <w:bookmarkEnd w:id="49"/>
+    </w:p>
+    <w:p>
+      <w:pPr>
+        <w:pStyle w:val="SourceCode"/>
+      </w:pPr>
+      <w:r>
+        <w:rPr>
+          <w:rStyle w:val="VerbatimChar"/>
+        </w:rPr>
+        <w:t xml:space="preserve">    - Providing you a structured environment to learn</w:t>
+      </w:r>
+      <w:r>
+        <w:br/>
+      </w:r>
+      <w:r>
+        <w:rPr>
+          <w:rStyle w:val="VerbatimChar"/>
+        </w:rPr>
+        <w:t xml:space="preserve">    - Providing alternate explanations to help you understand the material (lecture, discussion, and question-answer)</w:t>
+      </w:r>
+      <w:r>
+        <w:br/>
+      </w:r>
+      <w:r>
+        <w:rPr>
+          <w:rStyle w:val="VerbatimChar"/>
+        </w:rPr>
+        <w:t xml:space="preserve">    - Setting standards and goals</w:t>
+      </w:r>
+      <w:r>
+        <w:br/>
+      </w:r>
+      <w:r>
+        <w:rPr>
+          <w:rStyle w:val="VerbatimChar"/>
+        </w:rPr>
+        <w:t xml:space="preserve">    - Challenging you to do your best</w:t>
+      </w:r>
+      <w:r>
+        <w:br/>
+      </w:r>
+      <w:r>
+        <w:rPr>
+          <w:rStyle w:val="VerbatimChar"/>
+        </w:rPr>
+        <w:t xml:space="preserve">    - Holding you accountable</w:t>
+      </w:r>
+      <w:r>
+        <w:br/>
+      </w:r>
+      <w:r>
+        <w:rPr>
+          <w:rStyle w:val="VerbatimChar"/>
+        </w:rPr>
+        <w:t xml:space="preserve">    - Providing you with resources to succeed</w:t>
+      </w:r>
+      <w:r>
+        <w:br/>
+      </w:r>
+      <w:r>
+        <w:rPr>
+          <w:rStyle w:val="VerbatimChar"/>
+        </w:rPr>
+        <w:t xml:space="preserve">    - Assessing you fairly based on the standards and goals provided</w:t>
+      </w:r>
+      <w:r>
+        <w:br/>
+      </w:r>
+      <w:r>
+        <w:rPr>
+          <w:rStyle w:val="VerbatimChar"/>
+        </w:rPr>
+        <w:t xml:space="preserve">    - Alerting you early if your work is not up to standard, so you can fix the problem</w:t>
+      </w:r>
+      <w:r>
+        <w:br/>
+      </w:r>
+      <w:r>
+        <w:rPr>
+          <w:rStyle w:val="VerbatimChar"/>
+        </w:rPr>
+        <w:t xml:space="preserve">    - Offering suggestions to help you improve your work (when asked)</w:t>
+      </w:r>
+      <w:r>
+        <w:br/>
+      </w:r>
+      <w:r>
+        <w:rPr>
+          <w:rStyle w:val="VerbatimChar"/>
+        </w:rPr>
+        <w:t xml:space="preserve">    </w:t>
+      </w:r>
+      <w:r>
+        <w:br/>
+      </w:r>
+      <w:r>
+        <w:rPr>
+          <w:rStyle w:val="VerbatimChar"/>
+        </w:rPr>
+        <w:t xml:space="preserve">    </w:t>
+      </w:r>
+      <w:r>
+        <w:br/>
+      </w:r>
+      <w:r>
+        <w:rPr>
+          <w:rStyle w:val="VerbatimChar"/>
+        </w:rPr>
+        <w:t xml:space="preserve">    </w:t>
+      </w:r>
+    </w:p>
+    <w:p>
+      <w:pPr>
+        <w:pStyle w:val="Heading2"/>
+      </w:pPr>
+      <w:bookmarkStart w:id="50" w:name="not-my-responsibilities"/>
+      <w:bookmarkStart w:id="51" w:name="_Toc237804374"/>
+      <w:bookmarkEnd w:id="48"/>
+      <w:r>
+        <w:lastRenderedPageBreak/>
+        <w:t>1.25 NOT my responsibilities</w:t>
+      </w:r>
+      <w:bookmarkEnd w:id="51"/>
+    </w:p>
+    <w:p>
+      <w:pPr>
+        <w:pStyle w:val="SourceCode"/>
+      </w:pPr>
+      <w:r>
+        <w:rPr>
+          <w:rStyle w:val="VerbatimChar"/>
+        </w:rPr>
+        <w:t xml:space="preserve">    - Forcing you to work</w:t>
+      </w:r>
+      <w:r>
+        <w:br/>
+      </w:r>
+      <w:r>
+        <w:rPr>
+          <w:rStyle w:val="VerbatimChar"/>
+        </w:rPr>
+        <w:t xml:space="preserve">    - Doing your work for you</w:t>
+      </w:r>
+      <w:r>
+        <w:br/>
+      </w:r>
+      <w:r>
+        <w:rPr>
+          <w:rStyle w:val="VerbatimChar"/>
+        </w:rPr>
+        <w:t xml:space="preserve">    - Navigating the HCC bureaucracy for you </w:t>
+      </w:r>
+      <w:r>
+        <w:br/>
+      </w:r>
+      <w:r>
+        <w:rPr>
+          <w:rStyle w:val="VerbatimChar"/>
+        </w:rPr>
+        <w:t xml:space="preserve">    - Anything your other professors require of you that may interfere with this class </w:t>
+      </w:r>
+      <w:r>
+        <w:br/>
+      </w:r>
+      <w:r>
+        <w:rPr>
+          <w:rStyle w:val="VerbatimChar"/>
+        </w:rPr>
+        <w:t xml:space="preserve">    - Giving credit for work that is not submitted - I will not</w:t>
+      </w:r>
+      <w:r>
+        <w:br/>
+      </w:r>
+      <w:r>
+        <w:rPr>
+          <w:rStyle w:val="VerbatimChar"/>
+        </w:rPr>
+        <w:t xml:space="preserve">    - Granting extensions, makeups, or other exceptions to the syllabus - I will not</w:t>
+      </w:r>
+      <w:r>
+        <w:br/>
+      </w:r>
+      <w:r>
+        <w:rPr>
+          <w:rStyle w:val="VerbatimChar"/>
+        </w:rPr>
+        <w:t xml:space="preserve">    - Negotiating excuses - I will not</w:t>
+      </w:r>
+      <w:r>
+        <w:br/>
+      </w:r>
+      <w:r>
+        <w:rPr>
+          <w:rStyle w:val="VerbatimChar"/>
+        </w:rPr>
+        <w:t xml:space="preserve">    - Negotiating grades - I will not</w:t>
+      </w:r>
+      <w:r>
+        <w:br/>
+      </w:r>
+      <w:r>
+        <w:rPr>
+          <w:rStyle w:val="VerbatimChar"/>
+        </w:rPr>
+        <w:t xml:space="preserve">    </w:t>
+      </w:r>
+      <w:r>
+        <w:br/>
+      </w:r>
+      <w:r>
+        <w:rPr>
+          <w:rStyle w:val="VerbatimChar"/>
+        </w:rPr>
+        <w:t xml:space="preserve">    </w:t>
+      </w:r>
+      <w:r>
+        <w:br/>
+      </w:r>
+      <w:r>
+        <w:rPr>
+          <w:rStyle w:val="VerbatimChar"/>
+        </w:rPr>
+        <w:t xml:space="preserve">    </w:t>
+      </w:r>
+    </w:p>
+    <w:p>
+      <w:pPr>
+        <w:pStyle w:val="Heading2"/>
+      </w:pPr>
+      <w:bookmarkStart w:id="52" w:name="course-procedures---communication"/>
+      <w:bookmarkStart w:id="53" w:name="_Toc237804375"/>
+      <w:bookmarkEnd w:id="50"/>
+      <w:r>
+        <w:t>1.26 Course Procedures - Communication</w:t>
+      </w:r>
+      <w:bookmarkEnd w:id="53"/>
     </w:p>
     <w:p>
       <w:pPr>
         <w:pStyle w:val="Compact"/>
         <w:numPr>
           <w:ilvl w:val="0"/>
-          <w:numId w:val="18"/>
-        </w:numPr>
-      </w:pPr>
-      <w:r>
-        <w:t>Professionalism is a graded component of this class.</w:t>
+          <w:numId w:val="20"/>
+        </w:numPr>
+      </w:pPr>
+      <w:r>
+        <w:t>Announcements will appear in class and in Canvas Announcements</w:t>
       </w:r>
     </w:p>
     <w:p>
@@ -4608,501 +5061,39 @@
         <w:pStyle w:val="Compact"/>
         <w:numPr>
           <w:ilvl w:val="0"/>
-          <w:numId w:val="18"/>
-        </w:numPr>
-      </w:pPr>
-      <w:r>
-        <w:t>A major hallmark of professionalism is taking responsibility for doing what is expected of you and not blaming others for the consequences if you do not.</w:t>
+          <w:numId w:val="20"/>
+        </w:numPr>
+      </w:pPr>
+      <w:r>
+        <w:t>If class is cancelled, I will post this in Canvas Announcements and send to your official college email</w:t>
+      </w:r>
+    </w:p>
+    <w:p>
+      <w:pPr>
+        <w:pStyle w:val="FirstParagraph"/>
+      </w:pPr>
+      <w:r>
+        <w:t xml:space="preserve">My Eagle </w:t>
+      </w:r>
+    </w:p>
+    <w:p>
+      <w:pPr>
+        <w:pStyle w:val="Compact"/>
+        <w:numPr>
+          <w:ilvl w:val="0"/>
+          <w:numId w:val="21"/>
+        </w:numPr>
+      </w:pPr>
+      <w:r>
+        <w:t>This is the only way we will use email or Canvas Messaging in this class</w:t>
       </w:r>
     </w:p>
     <w:p>
       <w:pPr>
         <w:pStyle w:val="Heading2"/>
       </w:pPr>
-      <w:bookmarkStart w:id="44" w:name="professionalism-in-other-words"/>
-      <w:bookmarkStart w:id="45" w:name="_Toc237800224"/>
-      <w:bookmarkEnd w:id="42"/>
-      <w:r>
-        <w:t>1.22 Professionalism in other words</w:t>
-      </w:r>
-      <w:bookmarkEnd w:id="45"/>
-    </w:p>
-    <w:p>
-      <w:pPr>
-        <w:pStyle w:val="Compact"/>
-        <w:numPr>
-          <w:ilvl w:val="0"/>
-          <w:numId w:val="19"/>
-        </w:numPr>
-      </w:pPr>
-      <w:r>
-        <w:t>If you don’t attend class and pay attention…</w:t>
-      </w:r>
-    </w:p>
-    <w:p>
-      <w:pPr>
-        <w:pStyle w:val="Compact"/>
-        <w:numPr>
-          <w:ilvl w:val="0"/>
-          <w:numId w:val="19"/>
-        </w:numPr>
-      </w:pPr>
-      <w:r>
-        <w:t>If you don’t put in six hours a week of real work outside class…</w:t>
-      </w:r>
-    </w:p>
-    <w:p>
-      <w:pPr>
-        <w:pStyle w:val="Compact"/>
-        <w:numPr>
-          <w:ilvl w:val="0"/>
-          <w:numId w:val="19"/>
-        </w:numPr>
-      </w:pPr>
-      <w:r>
-        <w:t>If you don’t do the assignments…</w:t>
-      </w:r>
-    </w:p>
-    <w:p>
-      <w:pPr>
-        <w:pStyle w:val="Compact"/>
-        <w:numPr>
-          <w:ilvl w:val="0"/>
-          <w:numId w:val="19"/>
-        </w:numPr>
-      </w:pPr>
-      <w:r>
-        <w:t>If you don’t study for the quizzes…</w:t>
-      </w:r>
-    </w:p>
-    <w:p>
-      <w:pPr>
-        <w:pStyle w:val="FirstParagraph"/>
-      </w:pPr>
-      <w:r>
-        <w:t>Who is responsible for the consequences?</w:t>
-      </w:r>
-    </w:p>
-    <w:p>
-      <w:pPr>
-        <w:pStyle w:val="Heading2"/>
-      </w:pPr>
-      <w:bookmarkStart w:id="46" w:name="your-responsibilities"/>
-      <w:bookmarkStart w:id="47" w:name="_Toc237800225"/>
-      <w:bookmarkEnd w:id="44"/>
-      <w:r>
-        <w:t>1.23 Your responsibilities</w:t>
-      </w:r>
-      <w:bookmarkEnd w:id="47"/>
-    </w:p>
-    <w:p>
-      <w:pPr>
-        <w:pStyle w:val="SourceCode"/>
-      </w:pPr>
-      <w:r>
-        <w:rPr>
-          <w:rStyle w:val="VerbatimChar"/>
-        </w:rPr>
-        <w:t xml:space="preserve">    - Time management</w:t>
-      </w:r>
-      <w:r>
-        <w:br/>
-      </w:r>
-      <w:r>
-        <w:rPr>
-          <w:rStyle w:val="VerbatimChar"/>
-        </w:rPr>
-        <w:t xml:space="preserve">    - Your own learning</w:t>
-      </w:r>
-      <w:r>
-        <w:br/>
-      </w:r>
-      <w:r>
-        <w:rPr>
-          <w:rStyle w:val="VerbatimChar"/>
-        </w:rPr>
-        <w:t xml:space="preserve">    - Doing the assignments (or accepting the zero)</w:t>
-      </w:r>
-      <w:r>
-        <w:br/>
-      </w:r>
-      <w:r>
-        <w:rPr>
-          <w:rStyle w:val="VerbatimChar"/>
-        </w:rPr>
-        <w:t xml:space="preserve">    - Doing the assignments on time (or accepting the consequences)</w:t>
-      </w:r>
-      <w:r>
-        <w:br/>
-      </w:r>
-      <w:r>
-        <w:rPr>
-          <w:rStyle w:val="VerbatimChar"/>
-        </w:rPr>
-        <w:t xml:space="preserve">    - Showing up and engaging</w:t>
-      </w:r>
-      <w:r>
-        <w:br/>
-      </w:r>
-      <w:r>
-        <w:rPr>
-          <w:rStyle w:val="VerbatimChar"/>
-        </w:rPr>
-        <w:t xml:space="preserve">    - Applying brainpower</w:t>
-      </w:r>
-      <w:r>
-        <w:br/>
-      </w:r>
-      <w:r>
-        <w:rPr>
-          <w:rStyle w:val="VerbatimChar"/>
-        </w:rPr>
-        <w:t xml:space="preserve">    - Working on the material</w:t>
-      </w:r>
-      <w:r>
-        <w:br/>
-      </w:r>
-      <w:r>
-        <w:rPr>
-          <w:rStyle w:val="VerbatimChar"/>
-        </w:rPr>
-        <w:t xml:space="preserve">    - Following through on commitments</w:t>
-      </w:r>
-      <w:r>
-        <w:br/>
-      </w:r>
-      <w:r>
-        <w:rPr>
-          <w:rStyle w:val="VerbatimChar"/>
-        </w:rPr>
-        <w:t xml:space="preserve">    - Asking for help</w:t>
-      </w:r>
-      <w:r>
-        <w:br/>
-      </w:r>
-      <w:r>
-        <w:rPr>
-          <w:rStyle w:val="VerbatimChar"/>
-        </w:rPr>
-        <w:t xml:space="preserve">    - Taking responsibility for your own work and results!</w:t>
-      </w:r>
-      <w:r>
-        <w:br/>
-      </w:r>
-      <w:r>
-        <w:rPr>
-          <w:rStyle w:val="VerbatimChar"/>
-        </w:rPr>
-        <w:t xml:space="preserve">    </w:t>
-      </w:r>
-      <w:r>
-        <w:br/>
-      </w:r>
-      <w:r>
-        <w:rPr>
-          <w:rStyle w:val="VerbatimChar"/>
-        </w:rPr>
-        <w:t xml:space="preserve">    </w:t>
-      </w:r>
-    </w:p>
-    <w:p>
-      <w:pPr>
-        <w:pStyle w:val="Heading2"/>
-      </w:pPr>
-      <w:bookmarkStart w:id="48" w:name="my-responsibilities"/>
-      <w:bookmarkStart w:id="49" w:name="_Toc237800226"/>
-      <w:bookmarkEnd w:id="46"/>
-      <w:r>
-        <w:t>1.24 My responsibilities</w:t>
-      </w:r>
-      <w:bookmarkEnd w:id="49"/>
-    </w:p>
-    <w:p>
-      <w:pPr>
-        <w:pStyle w:val="SourceCode"/>
-      </w:pPr>
-      <w:r>
-        <w:rPr>
-          <w:rStyle w:val="VerbatimChar"/>
-        </w:rPr>
-        <w:t xml:space="preserve">    - Providing you a structured environment to learn</w:t>
-      </w:r>
-      <w:r>
-        <w:br/>
-      </w:r>
-      <w:r>
-        <w:rPr>
-          <w:rStyle w:val="VerbatimChar"/>
-        </w:rPr>
-        <w:t xml:space="preserve">    - Providing alternate explanations to help you understand the material (lecture, discussion, and question-answer)</w:t>
-      </w:r>
-      <w:r>
-        <w:br/>
-      </w:r>
-      <w:r>
-        <w:rPr>
-          <w:rStyle w:val="VerbatimChar"/>
-        </w:rPr>
-        <w:t xml:space="preserve">    - Setting standards and goals</w:t>
-      </w:r>
-      <w:r>
-        <w:br/>
-      </w:r>
-      <w:r>
-        <w:rPr>
-          <w:rStyle w:val="VerbatimChar"/>
-        </w:rPr>
-        <w:t xml:space="preserve">    - Challenging you to do your best</w:t>
-      </w:r>
-      <w:r>
-        <w:br/>
-      </w:r>
-      <w:r>
-        <w:rPr>
-          <w:rStyle w:val="VerbatimChar"/>
-        </w:rPr>
-        <w:t xml:space="preserve">    - Holding you accountable</w:t>
-      </w:r>
-      <w:r>
-        <w:br/>
-      </w:r>
-      <w:r>
-        <w:rPr>
-          <w:rStyle w:val="VerbatimChar"/>
-        </w:rPr>
-        <w:t xml:space="preserve">    - Providing you with resources to succeed</w:t>
-      </w:r>
-      <w:r>
-        <w:br/>
-      </w:r>
-      <w:r>
-        <w:rPr>
-          <w:rStyle w:val="VerbatimChar"/>
-        </w:rPr>
-        <w:t xml:space="preserve">    - Assessing you fairly based on the standards and goals provided</w:t>
-      </w:r>
-      <w:r>
-        <w:br/>
-      </w:r>
-      <w:r>
-        <w:rPr>
-          <w:rStyle w:val="VerbatimChar"/>
-        </w:rPr>
-        <w:t xml:space="preserve">    - Alerting you early if your work is not up to standard, so you can fix the problem</w:t>
-      </w:r>
-      <w:r>
-        <w:br/>
-      </w:r>
-      <w:r>
-        <w:rPr>
-          <w:rStyle w:val="VerbatimChar"/>
-        </w:rPr>
-        <w:t xml:space="preserve">    - Offering suggestions to help you improve your work (when asked)</w:t>
-      </w:r>
-      <w:r>
-        <w:br/>
-      </w:r>
-      <w:r>
-        <w:rPr>
-          <w:rStyle w:val="VerbatimChar"/>
-        </w:rPr>
-        <w:t xml:space="preserve">    </w:t>
-      </w:r>
-      <w:r>
-        <w:br/>
-      </w:r>
-      <w:r>
-        <w:rPr>
-          <w:rStyle w:val="VerbatimChar"/>
-        </w:rPr>
-        <w:lastRenderedPageBreak/>
-        <w:t xml:space="preserve">    </w:t>
-      </w:r>
-      <w:r>
-        <w:br/>
-      </w:r>
-      <w:r>
-        <w:rPr>
-          <w:rStyle w:val="VerbatimChar"/>
-        </w:rPr>
-        <w:t xml:space="preserve">    </w:t>
-      </w:r>
-    </w:p>
-    <w:p>
-      <w:pPr>
-        <w:pStyle w:val="Heading2"/>
-      </w:pPr>
-      <w:bookmarkStart w:id="50" w:name="not-my-responsibilities"/>
-      <w:bookmarkStart w:id="51" w:name="_Toc237800227"/>
-      <w:bookmarkEnd w:id="48"/>
-      <w:r>
-        <w:t>1.25 NOT my responsibilities</w:t>
-      </w:r>
-      <w:bookmarkEnd w:id="51"/>
-    </w:p>
-    <w:p>
-      <w:pPr>
-        <w:pStyle w:val="SourceCode"/>
-      </w:pPr>
-      <w:r>
-        <w:rPr>
-          <w:rStyle w:val="VerbatimChar"/>
-        </w:rPr>
-        <w:t xml:space="preserve">    - Forcing you to work</w:t>
-      </w:r>
-      <w:r>
-        <w:br/>
-      </w:r>
-      <w:r>
-        <w:rPr>
-          <w:rStyle w:val="VerbatimChar"/>
-        </w:rPr>
-        <w:t xml:space="preserve">    - Doing your work for you</w:t>
-      </w:r>
-      <w:r>
-        <w:br/>
-      </w:r>
-      <w:r>
-        <w:rPr>
-          <w:rStyle w:val="VerbatimChar"/>
-        </w:rPr>
-        <w:t xml:space="preserve">    - Navigating the HCC bureaucracy for you </w:t>
-      </w:r>
-      <w:r>
-        <w:br/>
-      </w:r>
-      <w:r>
-        <w:rPr>
-          <w:rStyle w:val="VerbatimChar"/>
-        </w:rPr>
-        <w:t xml:space="preserve">    - Anything your other professors require of you that may interfere with this class </w:t>
-      </w:r>
-      <w:r>
-        <w:br/>
-      </w:r>
-      <w:r>
-        <w:rPr>
-          <w:rStyle w:val="VerbatimChar"/>
-        </w:rPr>
-        <w:t xml:space="preserve">    - Giving credit for work that is not submitted - I will not</w:t>
-      </w:r>
-      <w:r>
-        <w:br/>
-      </w:r>
-      <w:r>
-        <w:rPr>
-          <w:rStyle w:val="VerbatimChar"/>
-        </w:rPr>
-        <w:t xml:space="preserve">    - Granting extensions, makeups, or other exceptions to the syllabus - I will not</w:t>
-      </w:r>
-      <w:r>
-        <w:br/>
-      </w:r>
-      <w:r>
-        <w:rPr>
-          <w:rStyle w:val="VerbatimChar"/>
-        </w:rPr>
-        <w:t xml:space="preserve">    - Negotiating excuses - I will not</w:t>
-      </w:r>
-      <w:r>
-        <w:br/>
-      </w:r>
-      <w:r>
-        <w:rPr>
-          <w:rStyle w:val="VerbatimChar"/>
-        </w:rPr>
-        <w:t xml:space="preserve">    - Negotiating grades - I will not</w:t>
-      </w:r>
-      <w:r>
-        <w:br/>
-      </w:r>
-      <w:r>
-        <w:rPr>
-          <w:rStyle w:val="VerbatimChar"/>
-        </w:rPr>
-        <w:t xml:space="preserve">    </w:t>
-      </w:r>
-      <w:r>
-        <w:br/>
-      </w:r>
-      <w:r>
-        <w:rPr>
-          <w:rStyle w:val="VerbatimChar"/>
-        </w:rPr>
-        <w:t xml:space="preserve">    </w:t>
-      </w:r>
-      <w:r>
-        <w:br/>
-      </w:r>
-      <w:r>
-        <w:rPr>
-          <w:rStyle w:val="VerbatimChar"/>
-        </w:rPr>
-        <w:t xml:space="preserve">    </w:t>
-      </w:r>
-    </w:p>
-    <w:p>
-      <w:pPr>
-        <w:pStyle w:val="Heading2"/>
-      </w:pPr>
-      <w:bookmarkStart w:id="52" w:name="course-procedures---communication"/>
-      <w:bookmarkStart w:id="53" w:name="_Toc237800228"/>
-      <w:bookmarkEnd w:id="50"/>
-      <w:r>
-        <w:t>1.26 Course Procedures - Communication</w:t>
-      </w:r>
-      <w:bookmarkEnd w:id="53"/>
-    </w:p>
-    <w:p>
-      <w:pPr>
-        <w:pStyle w:val="Compact"/>
-        <w:numPr>
-          <w:ilvl w:val="0"/>
-          <w:numId w:val="20"/>
-        </w:numPr>
-      </w:pPr>
-      <w:r>
-        <w:t>Announcements will appear in class and in Canvas Announcements</w:t>
-      </w:r>
-    </w:p>
-    <w:p>
-      <w:pPr>
-        <w:pStyle w:val="Compact"/>
-        <w:numPr>
-          <w:ilvl w:val="0"/>
-          <w:numId w:val="20"/>
-        </w:numPr>
-      </w:pPr>
-      <w:r>
-        <w:t>If class is cancelled, I will post this in Canvas Announcements and send to your official college email</w:t>
-      </w:r>
-    </w:p>
-    <w:p>
-      <w:pPr>
-        <w:pStyle w:val="FirstParagraph"/>
-      </w:pPr>
-      <w:r>
-        <w:t xml:space="preserve">My Eagle </w:t>
-      </w:r>
-    </w:p>
-    <w:p>
-      <w:pPr>
-        <w:pStyle w:val="Compact"/>
-        <w:numPr>
-          <w:ilvl w:val="0"/>
-          <w:numId w:val="21"/>
-        </w:numPr>
-      </w:pPr>
-      <w:r>
-        <w:t>This is the only way we will use email or Canvas Messaging in this class</w:t>
-      </w:r>
-    </w:p>
-    <w:p>
-      <w:pPr>
-        <w:pStyle w:val="Heading2"/>
-      </w:pPr>
       <w:bookmarkStart w:id="54" w:name="email-and-work-life-balance"/>
-      <w:bookmarkStart w:id="55" w:name="_Toc237800229"/>
+      <w:bookmarkStart w:id="55" w:name="_Toc237804376"/>
       <w:bookmarkEnd w:id="52"/>
       <w:r>
         <w:t>1.27 Email and Work-Life Balance</w:t>
@@ -5144,7 +5135,7 @@
         <w:pStyle w:val="Heading2"/>
       </w:pPr>
       <w:bookmarkStart w:id="56" w:name="email-absolutes"/>
-      <w:bookmarkStart w:id="57" w:name="_Toc237800230"/>
+      <w:bookmarkStart w:id="57" w:name="_Toc237804377"/>
       <w:bookmarkEnd w:id="54"/>
       <w:r>
         <w:t>1.28 Email absolutes</w:t>
@@ -5216,13 +5207,37 @@
         <w:pStyle w:val="Heading2"/>
       </w:pPr>
       <w:bookmarkStart w:id="58" w:name="office-hours"/>
-      <w:bookmarkStart w:id="59" w:name="_Toc237800231"/>
+      <w:bookmarkStart w:id="59" w:name="_Toc237804378"/>
       <w:bookmarkEnd w:id="56"/>
       <w:r>
+        <w:t>1.29 Office Hours</w:t>
+      </w:r>
+      <w:bookmarkEnd w:id="59"/>
+    </w:p>
+    <w:p>
+      <w:pPr>
+        <w:pStyle w:val="Compact"/>
+        <w:numPr>
+          <w:ilvl w:val="0"/>
+          <w:numId w:val="24"/>
+        </w:numPr>
+      </w:pPr>
+      <w:r>
+        <w:t>I will hold office hours on Google Meets</w:t>
+      </w:r>
+    </w:p>
+    <w:p>
+      <w:pPr>
+        <w:pStyle w:val="Compact"/>
+        <w:numPr>
+          <w:ilvl w:val="0"/>
+          <w:numId w:val="24"/>
+        </w:numPr>
+      </w:pPr>
+      <w:r>
         <w:lastRenderedPageBreak/>
-        <w:t>1.29 Office Hours</w:t>
-      </w:r>
-      <w:bookmarkEnd w:id="59"/>
+        <w:t>For those who would rather meet in person, most of my office hours will be at my physical office at University of Houston, PGH 391</w:t>
+      </w:r>
     </w:p>
     <w:p>
       <w:pPr>
@@ -5233,19 +5248,31 @@
         </w:numPr>
       </w:pPr>
       <w:r>
-        <w:t>I will hold office hours on Google Meets</w:t>
-      </w:r>
+        <w:t>I will post links to Google Meets and my Office Hours Schedule on the Course Homepage, along with a map to my office building</w:t>
+      </w:r>
+    </w:p>
+    <w:p>
+      <w:pPr>
+        <w:pStyle w:val="Heading2"/>
+      </w:pPr>
+      <w:bookmarkStart w:id="60" w:name="course-policies-communications"/>
+      <w:bookmarkStart w:id="61" w:name="_Toc237804379"/>
+      <w:bookmarkEnd w:id="58"/>
+      <w:r>
+        <w:t>1.30 Course Policies: Communications</w:t>
+      </w:r>
+      <w:bookmarkEnd w:id="61"/>
     </w:p>
     <w:p>
       <w:pPr>
         <w:pStyle w:val="Compact"/>
         <w:numPr>
           <w:ilvl w:val="0"/>
-          <w:numId w:val="24"/>
-        </w:numPr>
-      </w:pPr>
-      <w:r>
-        <w:t>For those who would rather meet in person, most of my office hours will be at my physical office at University of Houston, PGH 391</w:t>
+          <w:numId w:val="25"/>
+        </w:numPr>
+      </w:pPr>
+      <w:r>
+        <w:t>Face-to-face is the best communication</w:t>
       </w:r>
     </w:p>
     <w:p>
@@ -5253,94 +5280,146 @@
         <w:pStyle w:val="Compact"/>
         <w:numPr>
           <w:ilvl w:val="0"/>
-          <w:numId w:val="24"/>
-        </w:numPr>
-      </w:pPr>
-      <w:r>
-        <w:t>I will post links to Google Meets and my Office Hours Schedule on the Course Homepage, along with a map to my office building</w:t>
+          <w:numId w:val="25"/>
+        </w:numPr>
+      </w:pPr>
+      <w:r>
+        <w:t>Announcements: In class and recorded in Canvas</w:t>
+      </w:r>
+    </w:p>
+    <w:p>
+      <w:pPr>
+        <w:pStyle w:val="Compact"/>
+        <w:numPr>
+          <w:ilvl w:val="0"/>
+          <w:numId w:val="25"/>
+        </w:numPr>
+      </w:pPr>
+      <w:r>
+        <w:t>Class cancellation: Email and Canvas</w:t>
+      </w:r>
+    </w:p>
+    <w:p>
+      <w:pPr>
+        <w:pStyle w:val="Compact"/>
+        <w:numPr>
+          <w:ilvl w:val="0"/>
+          <w:numId w:val="25"/>
+        </w:numPr>
+      </w:pPr>
+      <w:r>
+        <w:t>There will is no need to email me because…</w:t>
       </w:r>
     </w:p>
     <w:p>
       <w:pPr>
         <w:pStyle w:val="Heading2"/>
       </w:pPr>
-      <w:bookmarkStart w:id="60" w:name="course-policies-communications"/>
-      <w:bookmarkStart w:id="61" w:name="_Toc237800232"/>
-      <w:bookmarkEnd w:id="58"/>
-      <w:r>
-        <w:t>1.30 Course Policies: Communications</w:t>
-      </w:r>
-      <w:bookmarkEnd w:id="61"/>
-    </w:p>
-    <w:p>
-      <w:pPr>
-        <w:pStyle w:val="Compact"/>
-        <w:numPr>
-          <w:ilvl w:val="0"/>
-          <w:numId w:val="25"/>
-        </w:numPr>
-      </w:pPr>
-      <w:r>
-        <w:t>Face-to-face is the best communication</w:t>
-      </w:r>
-    </w:p>
-    <w:p>
-      <w:pPr>
-        <w:pStyle w:val="Compact"/>
-        <w:numPr>
-          <w:ilvl w:val="0"/>
-          <w:numId w:val="25"/>
-        </w:numPr>
-      </w:pPr>
-      <w:r>
-        <w:t>Announcements: In class and recorded in Canvas</w:t>
-      </w:r>
-    </w:p>
-    <w:p>
-      <w:pPr>
-        <w:pStyle w:val="Compact"/>
-        <w:numPr>
-          <w:ilvl w:val="0"/>
-          <w:numId w:val="25"/>
-        </w:numPr>
-      </w:pPr>
-      <w:r>
-        <w:t>Class cancellation: Email and Canvas</w:t>
-      </w:r>
-    </w:p>
-    <w:p>
-      <w:pPr>
-        <w:pStyle w:val="Compact"/>
-        <w:numPr>
-          <w:ilvl w:val="0"/>
-          <w:numId w:val="25"/>
-        </w:numPr>
-      </w:pPr>
-      <w:r>
-        <w:t>There will is no need to email me because…</w:t>
+      <w:bookmarkStart w:id="62" w:name="late-work-and-makeups"/>
+      <w:bookmarkStart w:id="63" w:name="_Toc237804380"/>
+      <w:bookmarkEnd w:id="60"/>
+      <w:r>
+        <w:t>1.31 Late Work and Makeups</w:t>
+      </w:r>
+      <w:bookmarkEnd w:id="63"/>
+    </w:p>
+    <w:p>
+      <w:pPr>
+        <w:numPr>
+          <w:ilvl w:val="0"/>
+          <w:numId w:val="26"/>
+        </w:numPr>
+      </w:pPr>
+      <w:r>
+        <w:t>Late textbook assignments are automatically accepted and one is dropped</w:t>
+      </w:r>
+    </w:p>
+    <w:p>
+      <w:pPr>
+        <w:pStyle w:val="SourceCode"/>
+        <w:numPr>
+          <w:ilvl w:val="0"/>
+          <w:numId w:val="1"/>
+        </w:numPr>
+      </w:pPr>
+      <w:r>
+        <w:rPr>
+          <w:rStyle w:val="VerbatimChar"/>
+        </w:rPr>
+        <w:t xml:space="preserve">  - 5% per day penalty</w:t>
+      </w:r>
+      <w:r>
+        <w:br/>
+      </w:r>
+      <w:r>
+        <w:rPr>
+          <w:rStyle w:val="VerbatimChar"/>
+        </w:rPr>
+        <w:t xml:space="preserve">  - No exceptions, no excuses!!!</w:t>
+      </w:r>
+      <w:r>
+        <w:br/>
+      </w:r>
+      <w:r>
+        <w:rPr>
+          <w:rStyle w:val="VerbatimChar"/>
+        </w:rPr>
+        <w:t xml:space="preserve">  - No need to email!!!</w:t>
+      </w:r>
+      <w:r>
+        <w:br/>
+      </w:r>
+      <w:r>
+        <w:rPr>
+          <w:rStyle w:val="VerbatimChar"/>
+        </w:rPr>
+        <w:t xml:space="preserve">  - No need to apologize or explain!!!</w:t>
+      </w:r>
+      <w:r>
+        <w:br/>
+      </w:r>
+      <w:r>
+        <w:rPr>
+          <w:rStyle w:val="VerbatimChar"/>
+        </w:rPr>
+        <w:t xml:space="preserve">  - All work must be turned in by December 2</w:t>
       </w:r>
     </w:p>
     <w:p>
       <w:pPr>
         <w:pStyle w:val="Heading2"/>
       </w:pPr>
-      <w:bookmarkStart w:id="62" w:name="late-work-and-makeups"/>
-      <w:bookmarkStart w:id="63" w:name="_Toc237800233"/>
-      <w:bookmarkEnd w:id="60"/>
-      <w:r>
-        <w:t>1.31 Late Work and Makeups</w:t>
-      </w:r>
-      <w:bookmarkEnd w:id="63"/>
-    </w:p>
-    <w:p>
-      <w:pPr>
-        <w:numPr>
-          <w:ilvl w:val="0"/>
-          <w:numId w:val="26"/>
-        </w:numPr>
-      </w:pPr>
-      <w:r>
-        <w:t>Late textbook assignments are automatically accepted and one is dropped</w:t>
+      <w:bookmarkStart w:id="64" w:name="late-work-and-makeups-2"/>
+      <w:bookmarkStart w:id="65" w:name="_Toc237804381"/>
+      <w:bookmarkEnd w:id="62"/>
+      <w:r>
+        <w:t>1.32 Late Work and Makeups (2)</w:t>
+      </w:r>
+      <w:bookmarkEnd w:id="65"/>
+    </w:p>
+    <w:p>
+      <w:pPr>
+        <w:numPr>
+          <w:ilvl w:val="0"/>
+          <w:numId w:val="27"/>
+        </w:numPr>
+      </w:pPr>
+      <w:r>
+        <w:t>Late work is automatically accepted with penalty</w:t>
+      </w:r>
+      <w:r>
+        <w:br/>
+      </w:r>
+    </w:p>
+    <w:p>
+      <w:pPr>
+        <w:numPr>
+          <w:ilvl w:val="0"/>
+          <w:numId w:val="27"/>
+        </w:numPr>
+      </w:pPr>
+      <w:r>
+        <w:t>Makeups for quizzes</w:t>
       </w:r>
     </w:p>
     <w:p>
@@ -5355,62 +5434,80 @@
         <w:rPr>
           <w:rStyle w:val="VerbatimChar"/>
         </w:rPr>
-        <w:t xml:space="preserve">  - 5% per day penalty</w:t>
-      </w:r>
-      <w:r>
-        <w:br/>
-      </w:r>
-      <w:r>
-        <w:rPr>
-          <w:rStyle w:val="VerbatimChar"/>
-        </w:rPr>
-        <w:t xml:space="preserve">  - No exceptions, no excuses!!!</w:t>
-      </w:r>
-      <w:r>
-        <w:br/>
-      </w:r>
-      <w:r>
-        <w:rPr>
-          <w:rStyle w:val="VerbatimChar"/>
-        </w:rPr>
-        <w:t xml:space="preserve">  - No need to email!!!</w:t>
-      </w:r>
-      <w:r>
-        <w:br/>
-      </w:r>
-      <w:r>
-        <w:rPr>
-          <w:rStyle w:val="VerbatimChar"/>
-        </w:rPr>
-        <w:t xml:space="preserve">  - No need to apologize or explain!!!</w:t>
-      </w:r>
-      <w:r>
-        <w:br/>
-      </w:r>
-      <w:r>
-        <w:rPr>
-          <w:rStyle w:val="VerbatimChar"/>
-        </w:rPr>
-        <w:t xml:space="preserve">  - All work must be turned in by December 2</w:t>
+        <w:t xml:space="preserve">  - The final is your makeup for any missed exams</w:t>
+      </w:r>
+      <w:r>
+        <w:br/>
+      </w:r>
+      <w:r>
+        <w:rPr>
+          <w:rStyle w:val="VerbatimChar"/>
+        </w:rPr>
+        <w:t xml:space="preserve">  - You will get the percentage score for the final applied to any missed quiz</w:t>
+      </w:r>
+      <w:r>
+        <w:br/>
+      </w:r>
+      <w:r>
+        <w:rPr>
+          <w:rStyle w:val="VerbatimChar"/>
+        </w:rPr>
+        <w:t xml:space="preserve">  - The final is a makeup, not a do-over</w:t>
+      </w:r>
+      <w:r>
+        <w:br/>
+      </w:r>
+      <w:r>
+        <w:rPr>
+          <w:rStyle w:val="VerbatimChar"/>
+        </w:rPr>
+        <w:t xml:space="preserve">  - No excuses, no exceptions</w:t>
+      </w:r>
+      <w:r>
+        <w:br/>
+      </w:r>
+      <w:r>
+        <w:rPr>
+          <w:rStyle w:val="VerbatimChar"/>
+        </w:rPr>
+        <w:t xml:space="preserve">  - This is completely automatic</w:t>
+      </w:r>
+      <w:r>
+        <w:br/>
+      </w:r>
+      <w:r>
+        <w:rPr>
+          <w:rStyle w:val="VerbatimChar"/>
+        </w:rPr>
+        <w:t xml:space="preserve">  - No emails or apologies required</w:t>
+      </w:r>
+      <w:r>
+        <w:br/>
+      </w:r>
+      <w:r>
+        <w:rPr>
+          <w:rStyle w:val="VerbatimChar"/>
+        </w:rPr>
+        <w:t xml:space="preserve">  - Let your grandmothers know their lives are safe from this class!</w:t>
       </w:r>
     </w:p>
     <w:p>
       <w:pPr>
         <w:pStyle w:val="Heading2"/>
       </w:pPr>
-      <w:bookmarkStart w:id="64" w:name="late-work-and-makeups-2"/>
-      <w:bookmarkStart w:id="65" w:name="_Toc237800234"/>
-      <w:bookmarkEnd w:id="62"/>
-      <w:r>
-        <w:t>1.32 Late Work and Makeups (2)</w:t>
-      </w:r>
-      <w:bookmarkEnd w:id="65"/>
-    </w:p>
-    <w:p>
-      <w:pPr>
-        <w:numPr>
-          <w:ilvl w:val="0"/>
-          <w:numId w:val="27"/>
+      <w:bookmarkStart w:id="66" w:name="late-work-and-makeups-3"/>
+      <w:bookmarkStart w:id="67" w:name="_Toc237804382"/>
+      <w:bookmarkEnd w:id="64"/>
+      <w:r>
+        <w:t>1.33 Late Work and Makeups (3)</w:t>
+      </w:r>
+      <w:bookmarkEnd w:id="67"/>
+    </w:p>
+    <w:p>
+      <w:pPr>
+        <w:numPr>
+          <w:ilvl w:val="0"/>
+          <w:numId w:val="28"/>
         </w:numPr>
       </w:pPr>
       <w:r>
@@ -5424,11 +5521,22 @@
       <w:pPr>
         <w:numPr>
           <w:ilvl w:val="0"/>
-          <w:numId w:val="27"/>
-        </w:numPr>
-      </w:pPr>
-      <w:r>
-        <w:t>Makeups for quizzes</w:t>
+          <w:numId w:val="28"/>
+        </w:numPr>
+      </w:pPr>
+      <w:r>
+        <w:t>Makeups for exams - the final is the makeup, automatic</w:t>
+      </w:r>
+    </w:p>
+    <w:p>
+      <w:pPr>
+        <w:numPr>
+          <w:ilvl w:val="0"/>
+          <w:numId w:val="28"/>
+        </w:numPr>
+      </w:pPr>
+      <w:r>
+        <w:t>Makeup for in class work participation exercises, etc.</w:t>
       </w:r>
     </w:p>
     <w:p>
@@ -5443,151 +5551,34 @@
         <w:rPr>
           <w:rStyle w:val="VerbatimChar"/>
         </w:rPr>
-        <w:t xml:space="preserve">  - The final is your makeup for any missed exams</w:t>
-      </w:r>
-      <w:r>
-        <w:br/>
-      </w:r>
-      <w:r>
-        <w:rPr>
-          <w:rStyle w:val="VerbatimChar"/>
-        </w:rPr>
-        <w:t xml:space="preserve">  - You will get the percentage score for the final applied to any missed quiz</w:t>
-      </w:r>
-      <w:r>
-        <w:br/>
-      </w:r>
-      <w:r>
-        <w:rPr>
-          <w:rStyle w:val="VerbatimChar"/>
-        </w:rPr>
-        <w:t xml:space="preserve">  - The final is a makeup, not a do-over</w:t>
-      </w:r>
-      <w:r>
-        <w:br/>
-      </w:r>
-      <w:r>
-        <w:rPr>
-          <w:rStyle w:val="VerbatimChar"/>
-        </w:rPr>
-        <w:t xml:space="preserve">  - No excuses, no exceptions</w:t>
-      </w:r>
-      <w:r>
-        <w:br/>
-      </w:r>
-      <w:r>
-        <w:rPr>
-          <w:rStyle w:val="VerbatimChar"/>
-        </w:rPr>
-        <w:t xml:space="preserve">  - This is completely automatic</w:t>
-      </w:r>
-      <w:r>
-        <w:br/>
-      </w:r>
-      <w:r>
-        <w:rPr>
-          <w:rStyle w:val="VerbatimChar"/>
-        </w:rPr>
-        <w:t xml:space="preserve">  - No emails or apologies required</w:t>
-      </w:r>
-      <w:r>
-        <w:br/>
-      </w:r>
-      <w:r>
-        <w:rPr>
-          <w:rStyle w:val="VerbatimChar"/>
-        </w:rPr>
-        <w:t xml:space="preserve">  - Let your grandmothers know their lives are safe from this class!</w:t>
+        <w:t xml:space="preserve">  - By not missing more than three days, you will be able to receive full points. </w:t>
+      </w:r>
+      <w:r>
+        <w:br/>
+      </w:r>
+      <w:r>
+        <w:rPr>
+          <w:rStyle w:val="VerbatimChar"/>
+        </w:rPr>
+        <w:lastRenderedPageBreak/>
+        <w:t xml:space="preserve">  - Missing more than three days is not excusable in any case and may technically result in being dropped from the course. </w:t>
+      </w:r>
+      <w:r>
+        <w:br/>
+      </w:r>
+      <w:r>
+        <w:rPr>
+          <w:rStyle w:val="VerbatimChar"/>
+        </w:rPr>
+        <w:t xml:space="preserve">  - No makeups, no exceptions for any reason. </w:t>
       </w:r>
     </w:p>
     <w:p>
       <w:pPr>
         <w:pStyle w:val="Heading2"/>
       </w:pPr>
-      <w:bookmarkStart w:id="66" w:name="late-work-and-makeups-3"/>
-      <w:bookmarkStart w:id="67" w:name="_Toc237800235"/>
-      <w:bookmarkEnd w:id="64"/>
-      <w:r>
-        <w:t>1.33 Late Work and Makeups (3)</w:t>
-      </w:r>
-      <w:bookmarkEnd w:id="67"/>
-    </w:p>
-    <w:p>
-      <w:pPr>
-        <w:numPr>
-          <w:ilvl w:val="0"/>
-          <w:numId w:val="28"/>
-        </w:numPr>
-      </w:pPr>
-      <w:r>
-        <w:t>Late work is automatically accepted with penalty</w:t>
-      </w:r>
-      <w:r>
-        <w:br/>
-      </w:r>
-    </w:p>
-    <w:p>
-      <w:pPr>
-        <w:numPr>
-          <w:ilvl w:val="0"/>
-          <w:numId w:val="28"/>
-        </w:numPr>
-      </w:pPr>
-      <w:r>
-        <w:t>Makeups for exams - the final is the makeup, automatic</w:t>
-      </w:r>
-    </w:p>
-    <w:p>
-      <w:pPr>
-        <w:numPr>
-          <w:ilvl w:val="0"/>
-          <w:numId w:val="28"/>
-        </w:numPr>
-      </w:pPr>
-      <w:r>
-        <w:t>Makeup for in class work participation exercises, etc.</w:t>
-      </w:r>
-    </w:p>
-    <w:p>
-      <w:pPr>
-        <w:pStyle w:val="SourceCode"/>
-        <w:numPr>
-          <w:ilvl w:val="0"/>
-          <w:numId w:val="1"/>
-        </w:numPr>
-      </w:pPr>
-      <w:r>
-        <w:rPr>
-          <w:rStyle w:val="VerbatimChar"/>
-        </w:rPr>
-        <w:lastRenderedPageBreak/>
-        <w:t xml:space="preserve">  - By not missing more than three days, you will be able to receive full points. </w:t>
-      </w:r>
-      <w:r>
-        <w:br/>
-      </w:r>
-      <w:r>
-        <w:rPr>
-          <w:rStyle w:val="VerbatimChar"/>
-        </w:rPr>
-        <w:t xml:space="preserve">  - Missing more than three days is not excusable in any case and may technically result in being dropped from the course. </w:t>
-      </w:r>
-      <w:r>
-        <w:br/>
-      </w:r>
-      <w:r>
-        <w:rPr>
-          <w:rStyle w:val="VerbatimChar"/>
-        </w:rPr>
-        <w:t xml:space="preserve">  - No makeups, no exceptions for any reason. </w:t>
-      </w:r>
-    </w:p>
-    <w:p>
-      <w:pPr>
-        <w:pStyle w:val="Heading2"/>
-      </w:pPr>
       <w:bookmarkStart w:id="68" w:name="no-excuses-no-exceptions"/>
-      <w:bookmarkStart w:id="69" w:name="_Toc237800236"/>
+      <w:bookmarkStart w:id="69" w:name="_Toc237804383"/>
       <w:bookmarkEnd w:id="66"/>
       <w:r>
         <w:t>1.34 No excuses, no exceptions</w:t>
@@ -5644,7 +5635,7 @@
         <w:pStyle w:val="Heading2"/>
       </w:pPr>
       <w:bookmarkStart w:id="70" w:name="study-guides"/>
-      <w:bookmarkStart w:id="71" w:name="_Toc237800237"/>
+      <w:bookmarkStart w:id="71" w:name="_Toc237804384"/>
       <w:bookmarkEnd w:id="68"/>
       <w:r>
         <w:t>1.35 Study Guides</w:t>
@@ -5712,7 +5703,7 @@
         <w:pStyle w:val="Heading2"/>
       </w:pPr>
       <w:bookmarkStart w:id="72" w:name="X7010ca3650687cbca73938c7de3a1d4c823b0a3"/>
-      <w:bookmarkStart w:id="73" w:name="_Toc237800238"/>
+      <w:bookmarkStart w:id="73" w:name="_Toc237804385"/>
       <w:bookmarkEnd w:id="70"/>
       <w:r>
         <w:t>1.36 Course Policies: Attendance and Participation</w:t>
@@ -5784,7 +5775,7 @@
         <w:pStyle w:val="Heading2"/>
       </w:pPr>
       <w:bookmarkStart w:id="74" w:name="course-policies-academic-integrity"/>
-      <w:bookmarkStart w:id="75" w:name="_Toc237800239"/>
+      <w:bookmarkStart w:id="75" w:name="_Toc237804386"/>
       <w:bookmarkEnd w:id="72"/>
       <w:r>
         <w:t>1.37 Course Policies: Academic Integrity</w:t>
@@ -5856,7 +5847,7 @@
         <w:pStyle w:val="Heading2"/>
       </w:pPr>
       <w:bookmarkStart w:id="76" w:name="study-suggestions-the-forgetting-curve"/>
-      <w:bookmarkStart w:id="77" w:name="_Toc237800240"/>
+      <w:bookmarkStart w:id="77" w:name="_Toc237804387"/>
       <w:bookmarkEnd w:id="74"/>
       <w:r>
         <w:lastRenderedPageBreak/>
@@ -5873,7 +5864,7 @@
           <w:noProof/>
         </w:rPr>
         <w:drawing>
-          <wp:inline distT="0" distB="0" distL="0" distR="0" wp14:anchorId="37BB34FC" wp14:editId="23EC6F68">
+          <wp:inline distT="0" distB="0" distL="0" distR="0" wp14:anchorId="6E2BE206" wp14:editId="248AEC74">
             <wp:extent cx="5334000" cy="3460919"/>
             <wp:effectExtent l="0" t="0" r="0" b="0"/>
             <wp:docPr id="47" name="Picture" descr="The Forgetting Curve"/>
@@ -5928,7 +5919,7 @@
         <w:pStyle w:val="Heading2"/>
       </w:pPr>
       <w:bookmarkStart w:id="78" w:name="conquer-the-forgetting-curve"/>
-      <w:bookmarkStart w:id="79" w:name="_Toc237800241"/>
+      <w:bookmarkStart w:id="79" w:name="_Toc237804388"/>
       <w:bookmarkEnd w:id="76"/>
       <w:r>
         <w:t>1.39 Conquer the Forgetting Curve</w:t>
@@ -6006,7 +5997,7 @@
         <w:pStyle w:val="Heading2"/>
       </w:pPr>
       <w:bookmarkStart w:id="80" w:name="use-a-good-notetaking-system"/>
-      <w:bookmarkStart w:id="81" w:name="_Toc237800242"/>
+      <w:bookmarkStart w:id="81" w:name="_Toc237804389"/>
       <w:bookmarkEnd w:id="78"/>
       <w:r>
         <w:t>1.40 Use a good notetaking system</w:t>
@@ -6104,7 +6095,7 @@
         <w:pStyle w:val="Heading2"/>
       </w:pPr>
       <w:bookmarkStart w:id="82" w:name="use-a-good-notetaking-system-1"/>
-      <w:bookmarkStart w:id="83" w:name="_Toc237800243"/>
+      <w:bookmarkStart w:id="83" w:name="_Toc237804390"/>
       <w:bookmarkEnd w:id="80"/>
       <w:r>
         <w:t>1.41 Use a good notetaking system</w:t>
@@ -6164,7 +6155,7 @@
         <w:pStyle w:val="Heading2"/>
       </w:pPr>
       <w:bookmarkStart w:id="84" w:name="extra-credit"/>
-      <w:bookmarkStart w:id="85" w:name="_Toc237800244"/>
+      <w:bookmarkStart w:id="85" w:name="_Toc237804391"/>
       <w:bookmarkEnd w:id="82"/>
       <w:r>
         <w:t>1.42 Extra Credit</w:t>
@@ -6184,7 +6175,7 @@
         <w:pStyle w:val="Heading2"/>
       </w:pPr>
       <w:bookmarkStart w:id="86" w:name="next-class"/>
-      <w:bookmarkStart w:id="87" w:name="_Toc237800245"/>
+      <w:bookmarkStart w:id="87" w:name="_Toc237804392"/>
       <w:bookmarkEnd w:id="84"/>
       <w:r>
         <w:t>1.43 Next class</w:t>
@@ -6251,7 +6242,7 @@
         <w:pStyle w:val="Heading2"/>
       </w:pPr>
       <w:bookmarkStart w:id="88" w:name="questions"/>
-      <w:bookmarkStart w:id="89" w:name="_Toc237800246"/>
+      <w:bookmarkStart w:id="89" w:name="_Toc237804393"/>
       <w:bookmarkEnd w:id="86"/>
       <w:r>
         <w:t>1.44 Questions</w:t>
@@ -6263,7 +6254,7 @@
         <w:pStyle w:val="Heading2"/>
       </w:pPr>
       <w:bookmarkStart w:id="90" w:name="authorship-and-license"/>
-      <w:bookmarkStart w:id="91" w:name="_Toc237800247"/>
+      <w:bookmarkStart w:id="91" w:name="_Toc237804394"/>
       <w:bookmarkEnd w:id="88"/>
       <w:r>
         <w:t>1.45 Authorship and License</w:t>
@@ -6312,7 +6303,7 @@
           <w:noProof/>
         </w:rPr>
         <w:drawing>
-          <wp:inline distT="0" distB="0" distL="0" distR="0" wp14:anchorId="407AA3AD" wp14:editId="3BE5F4D9">
+          <wp:inline distT="0" distB="0" distL="0" distR="0" wp14:anchorId="009DE3C1" wp14:editId="44370CC6">
             <wp:extent cx="1117600" cy="393700"/>
             <wp:effectExtent l="0" t="0" r="0" b="0"/>
             <wp:docPr id="58" name="Picture" descr="Creative Commons License"/>
@@ -6373,7 +6364,7 @@
   <w:abstractNum w:abstractNumId="0" w15:restartNumberingAfterBreak="0">
     <w:nsid w:val="0000A990"/>
     <w:multiLevelType w:val="multilevel"/>
-    <w:tmpl w:val="98A20C82"/>
+    <w:tmpl w:val="6B5413C8"/>
     <w:lvl w:ilvl="0">
       <w:numFmt w:val="bullet"/>
       <w:lvlText w:val=" "/>
@@ -6450,7 +6441,7 @@
   <w:abstractNum w:abstractNumId="1" w15:restartNumberingAfterBreak="0">
     <w:nsid w:val="0000A991"/>
     <w:multiLevelType w:val="multilevel"/>
-    <w:tmpl w:val="58BE0934"/>
+    <w:tmpl w:val="E6C6F200"/>
     <w:lvl w:ilvl="0">
       <w:numFmt w:val="bullet"/>
       <w:lvlText w:val=""/>
@@ -6551,115 +6542,115 @@
       </w:rPr>
     </w:lvl>
   </w:abstractNum>
-  <w:num w:numId="1" w16cid:durableId="1927881947">
+  <w:num w:numId="1" w16cid:durableId="1804730508">
     <w:abstractNumId w:val="0"/>
   </w:num>
-  <w:num w:numId="2" w16cid:durableId="99421467">
+  <w:num w:numId="2" w16cid:durableId="104422714">
     <w:abstractNumId w:val="1"/>
   </w:num>
-  <w:num w:numId="3" w16cid:durableId="633602288">
+  <w:num w:numId="3" w16cid:durableId="1669673408">
     <w:abstractNumId w:val="1"/>
   </w:num>
-  <w:num w:numId="4" w16cid:durableId="240023715">
+  <w:num w:numId="4" w16cid:durableId="629673937">
     <w:abstractNumId w:val="1"/>
   </w:num>
-  <w:num w:numId="5" w16cid:durableId="1997030723">
+  <w:num w:numId="5" w16cid:durableId="1754400874">
     <w:abstractNumId w:val="1"/>
   </w:num>
-  <w:num w:numId="6" w16cid:durableId="1021976478">
+  <w:num w:numId="6" w16cid:durableId="98373810">
     <w:abstractNumId w:val="1"/>
   </w:num>
-  <w:num w:numId="7" w16cid:durableId="94372274">
+  <w:num w:numId="7" w16cid:durableId="634333874">
     <w:abstractNumId w:val="1"/>
   </w:num>
-  <w:num w:numId="8" w16cid:durableId="154076039">
+  <w:num w:numId="8" w16cid:durableId="1122194237">
     <w:abstractNumId w:val="1"/>
   </w:num>
-  <w:num w:numId="9" w16cid:durableId="1725447130">
+  <w:num w:numId="9" w16cid:durableId="186799246">
     <w:abstractNumId w:val="1"/>
   </w:num>
-  <w:num w:numId="10" w16cid:durableId="1485853676">
+  <w:num w:numId="10" w16cid:durableId="1984772935">
     <w:abstractNumId w:val="1"/>
   </w:num>
-  <w:num w:numId="11" w16cid:durableId="626854166">
+  <w:num w:numId="11" w16cid:durableId="830174116">
     <w:abstractNumId w:val="1"/>
   </w:num>
-  <w:num w:numId="12" w16cid:durableId="26876662">
+  <w:num w:numId="12" w16cid:durableId="1520850960">
     <w:abstractNumId w:val="1"/>
   </w:num>
-  <w:num w:numId="13" w16cid:durableId="2100908501">
+  <w:num w:numId="13" w16cid:durableId="1306200588">
     <w:abstractNumId w:val="1"/>
   </w:num>
-  <w:num w:numId="14" w16cid:durableId="252397980">
+  <w:num w:numId="14" w16cid:durableId="243227644">
     <w:abstractNumId w:val="1"/>
   </w:num>
-  <w:num w:numId="15" w16cid:durableId="688291262">
+  <w:num w:numId="15" w16cid:durableId="502279834">
     <w:abstractNumId w:val="1"/>
   </w:num>
-  <w:num w:numId="16" w16cid:durableId="1417895898">
+  <w:num w:numId="16" w16cid:durableId="189488260">
     <w:abstractNumId w:val="1"/>
   </w:num>
-  <w:num w:numId="17" w16cid:durableId="863440251">
+  <w:num w:numId="17" w16cid:durableId="485247571">
     <w:abstractNumId w:val="1"/>
   </w:num>
-  <w:num w:numId="18" w16cid:durableId="191964949">
+  <w:num w:numId="18" w16cid:durableId="2121755339">
     <w:abstractNumId w:val="1"/>
   </w:num>
-  <w:num w:numId="19" w16cid:durableId="128401165">
+  <w:num w:numId="19" w16cid:durableId="1734695701">
     <w:abstractNumId w:val="1"/>
   </w:num>
-  <w:num w:numId="20" w16cid:durableId="1020088623">
+  <w:num w:numId="20" w16cid:durableId="328220315">
     <w:abstractNumId w:val="1"/>
   </w:num>
-  <w:num w:numId="21" w16cid:durableId="808134316">
+  <w:num w:numId="21" w16cid:durableId="1398163635">
     <w:abstractNumId w:val="1"/>
   </w:num>
-  <w:num w:numId="22" w16cid:durableId="213080735">
+  <w:num w:numId="22" w16cid:durableId="1644768422">
     <w:abstractNumId w:val="1"/>
   </w:num>
-  <w:num w:numId="23" w16cid:durableId="1267619706">
+  <w:num w:numId="23" w16cid:durableId="1442069276">
     <w:abstractNumId w:val="1"/>
   </w:num>
-  <w:num w:numId="24" w16cid:durableId="376854195">
+  <w:num w:numId="24" w16cid:durableId="1293754836">
     <w:abstractNumId w:val="1"/>
   </w:num>
-  <w:num w:numId="25" w16cid:durableId="369693676">
+  <w:num w:numId="25" w16cid:durableId="444614838">
     <w:abstractNumId w:val="1"/>
   </w:num>
-  <w:num w:numId="26" w16cid:durableId="1053584331">
+  <w:num w:numId="26" w16cid:durableId="128674592">
     <w:abstractNumId w:val="1"/>
   </w:num>
-  <w:num w:numId="27" w16cid:durableId="1219513194">
+  <w:num w:numId="27" w16cid:durableId="255019359">
     <w:abstractNumId w:val="1"/>
   </w:num>
-  <w:num w:numId="28" w16cid:durableId="781534712">
+  <w:num w:numId="28" w16cid:durableId="1616134665">
     <w:abstractNumId w:val="1"/>
   </w:num>
-  <w:num w:numId="29" w16cid:durableId="537085750">
+  <w:num w:numId="29" w16cid:durableId="1098065001">
     <w:abstractNumId w:val="1"/>
   </w:num>
-  <w:num w:numId="30" w16cid:durableId="1561138817">
+  <w:num w:numId="30" w16cid:durableId="380908421">
     <w:abstractNumId w:val="1"/>
   </w:num>
-  <w:num w:numId="31" w16cid:durableId="969820066">
+  <w:num w:numId="31" w16cid:durableId="771054178">
     <w:abstractNumId w:val="1"/>
   </w:num>
-  <w:num w:numId="32" w16cid:durableId="2023386030">
+  <w:num w:numId="32" w16cid:durableId="1209224875">
     <w:abstractNumId w:val="1"/>
   </w:num>
-  <w:num w:numId="33" w16cid:durableId="739060877">
+  <w:num w:numId="33" w16cid:durableId="1354648196">
     <w:abstractNumId w:val="1"/>
   </w:num>
-  <w:num w:numId="34" w16cid:durableId="982270070">
+  <w:num w:numId="34" w16cid:durableId="484855983">
     <w:abstractNumId w:val="1"/>
   </w:num>
-  <w:num w:numId="35" w16cid:durableId="1393894816">
+  <w:num w:numId="35" w16cid:durableId="1950046699">
     <w:abstractNumId w:val="1"/>
   </w:num>
-  <w:num w:numId="36" w16cid:durableId="223026549">
+  <w:num w:numId="36" w16cid:durableId="495262874">
     <w:abstractNumId w:val="1"/>
   </w:num>
-  <w:num w:numId="37" w16cid:durableId="1589004392">
+  <w:num w:numId="37" w16cid:durableId="666398047">
     <w:abstractNumId w:val="1"/>
   </w:num>
 </w:numbering>
@@ -7909,7 +7900,7 @@
     <w:next w:val="Normal"/>
     <w:autoRedefine/>
     <w:uiPriority w:val="39"/>
-    <w:rsid w:val="004D0ADE"/>
+    <w:rsid w:val="003E0E23"/>
     <w:pPr>
       <w:spacing w:after="100"/>
     </w:pPr>
@@ -7920,7 +7911,7 @@
     <w:next w:val="Normal"/>
     <w:autoRedefine/>
     <w:uiPriority w:val="39"/>
-    <w:rsid w:val="004D0ADE"/>
+    <w:rsid w:val="003E0E23"/>
     <w:pPr>
       <w:spacing w:after="100"/>
       <w:ind w:left="240"/>
